--- a/Азербайжан.docx
+++ b/Азербайжан.docx
@@ -1,6 +1,6 @@
 
 <file path=word/document.xml><?xml version="1.0" encoding="utf-8"?>
-<w:document xmlns:wpc="http://schemas.microsoft.com/office/word/2010/wordprocessingCanvas" xmlns:cx="http://schemas.microsoft.com/office/drawing/2014/chartex" xmlns:cx1="http://schemas.microsoft.com/office/drawing/2015/9/8/chartex" xmlns:cx2="http://schemas.microsoft.com/office/drawing/2015/10/21/chartex" xmlns:cx3="http://schemas.microsoft.com/office/drawing/2016/5/9/chartex" xmlns:cx4="http://schemas.microsoft.com/office/drawing/2016/5/10/chartex" xmlns:cx5="http://schemas.microsoft.com/office/drawing/2016/5/11/chartex" xmlns:cx6="http://schemas.microsoft.com/office/drawing/2016/5/12/chartex" xmlns:cx7="http://schemas.microsoft.com/office/drawing/2016/5/13/chartex" xmlns:cx8="http://schemas.microsoft.com/office/drawing/2016/5/14/chartex" xmlns:mc="http://schemas.openxmlformats.org/markup-compatibility/2006" xmlns:aink="http://schemas.microsoft.com/office/drawing/2016/ink" xmlns:am3d="http://schemas.microsoft.com/office/drawing/2017/model3d" xmlns:o="urn:schemas-microsoft-com:office:office" xmlns:oel="http://schemas.microsoft.com/office/2019/extlst" xmlns:r="http://schemas.openxmlformats.org/officeDocument/2006/relationships" xmlns:m="http://schemas.openxmlformats.org/officeDocument/2006/math" xmlns:v="urn:schemas-microsoft-com:vml" xmlns:wp14="http://schemas.microsoft.com/office/word/2010/wordprocessingDrawing" xmlns:wp="http://schemas.openxmlformats.org/drawingml/2006/wordprocessingDrawing" xmlns:w10="urn:schemas-microsoft-com:office:word" xmlns:w="http://schemas.openxmlformats.org/wordprocessingml/2006/main" xmlns:w14="http://schemas.microsoft.com/office/word/2010/wordml" xmlns:w15="http://schemas.microsoft.com/office/word/2012/wordml" xmlns:w16cex="http://schemas.microsoft.com/office/word/2018/wordml/cex" xmlns:w16cid="http://schemas.microsoft.com/office/word/2016/wordml/cid" xmlns:w16="http://schemas.microsoft.com/office/word/2018/wordml" xmlns:w16du="http://schemas.microsoft.com/office/word/2023/wordml/word16du" xmlns:w16sdtdh="http://schemas.microsoft.com/office/word/2020/wordml/sdtdatahash" xmlns:w16se="http://schemas.microsoft.com/office/word/2015/wordml/symex" xmlns:wpg="http://schemas.microsoft.com/office/word/2010/wordprocessingGroup" xmlns:wpi="http://schemas.microsoft.com/office/word/2010/wordprocessingInk" xmlns:wne="http://schemas.microsoft.com/office/word/2006/wordml" xmlns:wps="http://schemas.microsoft.com/office/word/2010/wordprocessingShape" mc:Ignorable="w14 w15 w16se w16cid w16 w16cex w16sdtdh w16du wp14">
+<w:document xmlns:wpc="http://schemas.microsoft.com/office/word/2010/wordprocessingCanvas" xmlns:cx="http://schemas.microsoft.com/office/drawing/2014/chartex" xmlns:mc="http://schemas.openxmlformats.org/markup-compatibility/2006" xmlns:o="urn:schemas-microsoft-com:office:office" xmlns:r="http://schemas.openxmlformats.org/officeDocument/2006/relationships" xmlns:m="http://schemas.openxmlformats.org/officeDocument/2006/math" xmlns:v="urn:schemas-microsoft-com:vml" xmlns:wp14="http://schemas.microsoft.com/office/word/2010/wordprocessingDrawing" xmlns:wp="http://schemas.openxmlformats.org/drawingml/2006/wordprocessingDrawing" xmlns:w10="urn:schemas-microsoft-com:office:word" xmlns:w="http://schemas.openxmlformats.org/wordprocessingml/2006/main" xmlns:w14="http://schemas.microsoft.com/office/word/2010/wordml" xmlns:w15="http://schemas.microsoft.com/office/word/2012/wordml" xmlns:w16se="http://schemas.microsoft.com/office/word/2015/wordml/symex" xmlns:wpg="http://schemas.microsoft.com/office/word/2010/wordprocessingGroup" xmlns:wpi="http://schemas.microsoft.com/office/word/2010/wordprocessingInk" xmlns:wne="http://schemas.microsoft.com/office/word/2006/wordml" xmlns:wps="http://schemas.microsoft.com/office/word/2010/wordprocessingShape" mc:Ignorable="w14 w15 w16se wp14">
   <w:body>
     <w:p>
       <w:pPr>
@@ -46,6 +46,7 @@
         </w:rPr>
         <w:t xml:space="preserve">Пистолет </w:t>
       </w:r>
+      <w:proofErr w:type="spellStart"/>
       <w:r>
         <w:rPr>
           <w:rFonts w:ascii="Times New Roman" w:hAnsi="Times New Roman" w:cs="Times New Roman"/>
@@ -57,6 +58,7 @@
         </w:rPr>
         <w:t>Zafer</w:t>
       </w:r>
+      <w:proofErr w:type="spellEnd"/>
     </w:p>
     <w:p>
       <w:pPr>
@@ -148,6 +150,7 @@
         </w:rPr>
         <w:t xml:space="preserve">Рисунок 1 – </w:t>
       </w:r>
+      <w:proofErr w:type="spellStart"/>
       <w:r>
         <w:rPr>
           <w:rFonts w:ascii="Times New Roman" w:hAnsi="Times New Roman" w:cs="Times New Roman"/>
@@ -158,6 +161,7 @@
         </w:rPr>
         <w:t>Zafer</w:t>
       </w:r>
+      <w:proofErr w:type="spellEnd"/>
       <w:r>
         <w:rPr>
           <w:rFonts w:ascii="Times New Roman" w:hAnsi="Times New Roman" w:cs="Times New Roman"/>
@@ -188,6 +192,7 @@
         </w:rPr>
         <w:tab/>
       </w:r>
+      <w:proofErr w:type="spellStart"/>
       <w:r>
         <w:rPr>
           <w:rFonts w:ascii="Times New Roman" w:hAnsi="Times New Roman" w:cs="Times New Roman"/>
@@ -198,6 +203,7 @@
         </w:rPr>
         <w:t>Zafer</w:t>
       </w:r>
+      <w:proofErr w:type="spellEnd"/>
       <w:r>
         <w:rPr>
           <w:rFonts w:ascii="Times New Roman" w:hAnsi="Times New Roman" w:cs="Times New Roman"/>
@@ -241,6 +247,7 @@
         </w:rPr>
         <w:t xml:space="preserve"> </w:t>
       </w:r>
+      <w:proofErr w:type="spellStart"/>
       <w:r>
         <w:rPr>
           <w:rFonts w:ascii="Times New Roman" w:hAnsi="Times New Roman" w:cs="Times New Roman"/>
@@ -251,6 +258,7 @@
         </w:rPr>
         <w:t>Zefer</w:t>
       </w:r>
+      <w:proofErr w:type="spellEnd"/>
       <w:r>
         <w:rPr>
           <w:rFonts w:ascii="Times New Roman" w:hAnsi="Times New Roman" w:cs="Times New Roman"/>
@@ -354,6 +362,7 @@
         </w:rPr>
         <w:t>зербайжанск</w:t>
       </w:r>
+      <w:proofErr w:type="spellStart"/>
       <w:r>
         <w:rPr>
           <w:rFonts w:ascii="Times New Roman" w:hAnsi="Times New Roman" w:cs="Times New Roman"/>
@@ -363,6 +372,7 @@
         </w:rPr>
         <w:t>ий</w:t>
       </w:r>
+      <w:proofErr w:type="spellEnd"/>
       <w:r>
         <w:rPr>
           <w:rFonts w:ascii="Times New Roman" w:hAnsi="Times New Roman" w:cs="Times New Roman"/>
@@ -442,8 +452,29 @@
           <w:sz w:val="28"/>
           <w:szCs w:val="28"/>
         </w:rPr>
-        <w:t xml:space="preserve">Для облегчения конструкции, на ряду с металлическими деталями в конструкции пистолета, применяются пластиковые детали. В пистолете применяются двухрядные магазины, что позволяет увеличить размер одного магазина. Пистолет имеет планку пикатинни, что позволяет устанавливать на пистолет навесное оборудование. Имеется несколько модификаций пистолета </w:t>
-      </w:r>
+        <w:t xml:space="preserve">Для облегчения конструкции, на ряду с металлическими деталями в конструкции пистолета, применяются пластиковые детали. В пистолете применяются двухрядные магазины, что позволяет увеличить размер одного магазина. Пистолет имеет планку </w:t>
+      </w:r>
+      <w:proofErr w:type="spellStart"/>
+      <w:r>
+        <w:rPr>
+          <w:rFonts w:ascii="Times New Roman" w:hAnsi="Times New Roman" w:cs="Times New Roman"/>
+          <w:bCs/>
+          <w:sz w:val="28"/>
+          <w:szCs w:val="28"/>
+        </w:rPr>
+        <w:t>пикатинни</w:t>
+      </w:r>
+      <w:proofErr w:type="spellEnd"/>
+      <w:r>
+        <w:rPr>
+          <w:rFonts w:ascii="Times New Roman" w:hAnsi="Times New Roman" w:cs="Times New Roman"/>
+          <w:bCs/>
+          <w:sz w:val="28"/>
+          <w:szCs w:val="28"/>
+        </w:rPr>
+        <w:t xml:space="preserve">, что позволяет устанавливать на пистолет навесное оборудование. Имеется несколько модификаций пистолета </w:t>
+      </w:r>
+      <w:proofErr w:type="spellStart"/>
       <w:r>
         <w:rPr>
           <w:rFonts w:ascii="Times New Roman" w:hAnsi="Times New Roman" w:cs="Times New Roman"/>
@@ -454,6 +485,7 @@
         </w:rPr>
         <w:t>Zafer</w:t>
       </w:r>
+      <w:proofErr w:type="spellEnd"/>
       <w:r>
         <w:rPr>
           <w:rFonts w:ascii="Times New Roman" w:hAnsi="Times New Roman" w:cs="Times New Roman"/>
@@ -463,6 +495,7 @@
         </w:rPr>
         <w:t xml:space="preserve">, такие как </w:t>
       </w:r>
+      <w:proofErr w:type="spellStart"/>
       <w:r>
         <w:rPr>
           <w:rFonts w:ascii="Times New Roman" w:hAnsi="Times New Roman" w:cs="Times New Roman"/>
@@ -473,6 +506,7 @@
         </w:rPr>
         <w:t>Zafer</w:t>
       </w:r>
+      <w:proofErr w:type="spellEnd"/>
       <w:r>
         <w:rPr>
           <w:rFonts w:ascii="Times New Roman" w:hAnsi="Times New Roman" w:cs="Times New Roman"/>
@@ -482,6 +516,7 @@
         </w:rPr>
         <w:t xml:space="preserve"> К и </w:t>
       </w:r>
+      <w:proofErr w:type="spellStart"/>
       <w:r>
         <w:rPr>
           <w:rFonts w:ascii="Times New Roman" w:hAnsi="Times New Roman" w:cs="Times New Roman"/>
@@ -492,6 +527,7 @@
         </w:rPr>
         <w:t>Zafer</w:t>
       </w:r>
+      <w:proofErr w:type="spellEnd"/>
       <w:r>
         <w:rPr>
           <w:rFonts w:ascii="Times New Roman" w:hAnsi="Times New Roman" w:cs="Times New Roman"/>
@@ -508,7 +544,27 @@
           <w:sz w:val="28"/>
           <w:szCs w:val="28"/>
         </w:rPr>
-        <w:t>Автоматика самозарядных пистолетов серии Zefer построена на коротком ходе ствола, где запирание и отпирание осуществляется при вертикальном перекосе его казенной части.</w:t>
+        <w:t xml:space="preserve">Автоматика самозарядных пистолетов серии </w:t>
+      </w:r>
+      <w:proofErr w:type="spellStart"/>
+      <w:r>
+        <w:rPr>
+          <w:rFonts w:ascii="Times New Roman" w:hAnsi="Times New Roman" w:cs="Times New Roman"/>
+          <w:bCs/>
+          <w:sz w:val="28"/>
+          <w:szCs w:val="28"/>
+        </w:rPr>
+        <w:t>Zefer</w:t>
+      </w:r>
+      <w:proofErr w:type="spellEnd"/>
+      <w:r>
+        <w:rPr>
+          <w:rFonts w:ascii="Times New Roman" w:hAnsi="Times New Roman" w:cs="Times New Roman"/>
+          <w:bCs/>
+          <w:sz w:val="28"/>
+          <w:szCs w:val="28"/>
+        </w:rPr>
+        <w:t xml:space="preserve"> построена на коротком ходе ствола, где запирание и отпирание осуществляется при вертикальном перекосе его казенной части.</w:t>
       </w:r>
     </w:p>
     <w:tbl>
@@ -698,7 +754,25 @@
                 <w:sz w:val="28"/>
                 <w:szCs w:val="28"/>
               </w:rPr>
-              <w:t xml:space="preserve"> патр.</w:t>
+              <w:t xml:space="preserve"> </w:t>
+            </w:r>
+            <w:proofErr w:type="spellStart"/>
+            <w:r>
+              <w:rPr>
+                <w:rFonts w:ascii="Times New Roman" w:hAnsi="Times New Roman" w:cs="Times New Roman"/>
+                <w:sz w:val="28"/>
+                <w:szCs w:val="28"/>
+              </w:rPr>
+              <w:t>патр</w:t>
+            </w:r>
+            <w:proofErr w:type="spellEnd"/>
+            <w:r>
+              <w:rPr>
+                <w:rFonts w:ascii="Times New Roman" w:hAnsi="Times New Roman" w:cs="Times New Roman"/>
+                <w:sz w:val="28"/>
+                <w:szCs w:val="28"/>
+              </w:rPr>
+              <w:t>.</w:t>
             </w:r>
           </w:p>
         </w:tc>
@@ -1208,8 +1282,21 @@
           <w:szCs w:val="28"/>
           <w:lang w:val="en-US"/>
         </w:rPr>
-        <w:t>AR-15 Aztex</w:t>
-      </w:r>
+        <w:t xml:space="preserve">AR-15 </w:t>
+      </w:r>
+      <w:proofErr w:type="spellStart"/>
+      <w:r>
+        <w:rPr>
+          <w:rFonts w:ascii="Times New Roman" w:hAnsi="Times New Roman" w:cs="Times New Roman"/>
+          <w:b/>
+          <w:bCs/>
+          <w:sz w:val="28"/>
+          <w:szCs w:val="28"/>
+          <w:lang w:val="en-US"/>
+        </w:rPr>
+        <w:t>Aztex</w:t>
+      </w:r>
+      <w:proofErr w:type="spellEnd"/>
     </w:p>
     <w:p>
       <w:pPr>
@@ -1365,8 +1452,9 @@
           <w:sz w:val="24"/>
           <w:szCs w:val="24"/>
         </w:rPr>
-        <w:t>AR-15 Aztex</w:t>
-      </w:r>
+        <w:t xml:space="preserve">AR-15 </w:t>
+      </w:r>
+      <w:proofErr w:type="spellStart"/>
       <w:r>
         <w:rPr>
           <w:rFonts w:ascii="Times New Roman" w:hAnsi="Times New Roman" w:cs="Times New Roman"/>
@@ -1375,6 +1463,17 @@
           <w:sz w:val="24"/>
           <w:szCs w:val="24"/>
         </w:rPr>
+        <w:t>Aztex</w:t>
+      </w:r>
+      <w:proofErr w:type="spellEnd"/>
+      <w:r>
+        <w:rPr>
+          <w:rFonts w:ascii="Times New Roman" w:hAnsi="Times New Roman" w:cs="Times New Roman"/>
+          <w:i/>
+          <w:iCs/>
+          <w:sz w:val="24"/>
+          <w:szCs w:val="24"/>
+        </w:rPr>
         <w:t xml:space="preserve"> вид слева</w:t>
       </w:r>
     </w:p>
@@ -1402,8 +1501,18 @@
           <w:sz w:val="28"/>
           <w:szCs w:val="28"/>
         </w:rPr>
-        <w:t>AR-15 Aztex</w:t>
-      </w:r>
+        <w:t xml:space="preserve">AR-15 </w:t>
+      </w:r>
+      <w:proofErr w:type="spellStart"/>
+      <w:r>
+        <w:rPr>
+          <w:rFonts w:ascii="Times New Roman" w:hAnsi="Times New Roman" w:cs="Times New Roman"/>
+          <w:sz w:val="28"/>
+          <w:szCs w:val="28"/>
+        </w:rPr>
+        <w:t>Aztex</w:t>
+      </w:r>
+      <w:proofErr w:type="spellEnd"/>
       <w:r>
         <w:rPr>
           <w:rFonts w:ascii="Times New Roman" w:hAnsi="Times New Roman" w:cs="Times New Roman"/>
@@ -1461,6 +1570,7 @@
         </w:rPr>
         <w:t>серед</w:t>
       </w:r>
+      <w:proofErr w:type="spellStart"/>
       <w:r>
         <w:rPr>
           <w:rFonts w:ascii="Times New Roman" w:hAnsi="Times New Roman" w:cs="Times New Roman"/>
@@ -1469,6 +1579,7 @@
         </w:rPr>
         <w:t>ине</w:t>
       </w:r>
+      <w:proofErr w:type="spellEnd"/>
       <w:r>
         <w:rPr>
           <w:rFonts w:ascii="Times New Roman" w:hAnsi="Times New Roman" w:cs="Times New Roman"/>
@@ -1531,7 +1642,25 @@
           <w:sz w:val="28"/>
           <w:szCs w:val="28"/>
         </w:rPr>
-        <w:t xml:space="preserve">в Беларуси и Азербайджане, в Белспецвнештехнике и </w:t>
+        <w:t xml:space="preserve">в Беларуси и Азербайджане, в </w:t>
+      </w:r>
+      <w:proofErr w:type="spellStart"/>
+      <w:r>
+        <w:rPr>
+          <w:rFonts w:ascii="Times New Roman" w:hAnsi="Times New Roman" w:cs="Times New Roman"/>
+          <w:sz w:val="28"/>
+          <w:szCs w:val="28"/>
+        </w:rPr>
+        <w:t>Белспецвнештехнике</w:t>
+      </w:r>
+      <w:proofErr w:type="spellEnd"/>
+      <w:r>
+        <w:rPr>
+          <w:rFonts w:ascii="Times New Roman" w:hAnsi="Times New Roman" w:cs="Times New Roman"/>
+          <w:sz w:val="28"/>
+          <w:szCs w:val="28"/>
+        </w:rPr>
+        <w:t xml:space="preserve"> и </w:t>
       </w:r>
       <w:r>
         <w:rPr>
@@ -1669,7 +1798,25 @@
           <w:sz w:val="28"/>
           <w:szCs w:val="28"/>
         </w:rPr>
-        <w:t xml:space="preserve">39 мм и возможности использования магазинов от автомата калашникова под аналогичны патрон. На глаз данную винтовку можно отличить от стандартной </w:t>
+        <w:t xml:space="preserve">39 мм и возможности использования магазинов от автомата </w:t>
+      </w:r>
+      <w:proofErr w:type="spellStart"/>
+      <w:r>
+        <w:rPr>
+          <w:rFonts w:ascii="Times New Roman" w:hAnsi="Times New Roman" w:cs="Times New Roman"/>
+          <w:sz w:val="28"/>
+          <w:szCs w:val="28"/>
+        </w:rPr>
+        <w:t>калашникова</w:t>
+      </w:r>
+      <w:proofErr w:type="spellEnd"/>
+      <w:r>
+        <w:rPr>
+          <w:rFonts w:ascii="Times New Roman" w:hAnsi="Times New Roman" w:cs="Times New Roman"/>
+          <w:sz w:val="28"/>
+          <w:szCs w:val="28"/>
+        </w:rPr>
+        <w:t xml:space="preserve"> под аналогичны патрон. На глаз данную винтовку можно отличить от стандартной </w:t>
       </w:r>
       <w:r>
         <w:rPr>
@@ -1802,7 +1949,25 @@
           <w:sz w:val="28"/>
           <w:szCs w:val="28"/>
         </w:rPr>
-        <w:t xml:space="preserve"> можно назвать отсутствие двустороннего предохранителя (переключатель предохранителя расположен исключительно слева), отсутствие защитной шторки, а так же ручного досылателя патронов, характерного для автоматов серии </w:t>
+        <w:t xml:space="preserve"> можно назвать отсутствие двустороннего предохранителя (переключатель предохранителя расположен исключительно слева), отсутствие защитной шторки, а так же ручного </w:t>
+      </w:r>
+      <w:proofErr w:type="spellStart"/>
+      <w:r>
+        <w:rPr>
+          <w:rFonts w:ascii="Times New Roman" w:hAnsi="Times New Roman" w:cs="Times New Roman"/>
+          <w:sz w:val="28"/>
+          <w:szCs w:val="28"/>
+        </w:rPr>
+        <w:t>досылателя</w:t>
+      </w:r>
+      <w:proofErr w:type="spellEnd"/>
+      <w:r>
+        <w:rPr>
+          <w:rFonts w:ascii="Times New Roman" w:hAnsi="Times New Roman" w:cs="Times New Roman"/>
+          <w:sz w:val="28"/>
+          <w:szCs w:val="28"/>
+        </w:rPr>
+        <w:t xml:space="preserve"> патронов, характерного для автоматов серии </w:t>
       </w:r>
       <w:r>
         <w:rPr>
@@ -1895,6 +2060,7 @@
         </w:rPr>
         <w:t xml:space="preserve"> </w:t>
       </w:r>
+      <w:proofErr w:type="spellStart"/>
       <w:r>
         <w:rPr>
           <w:rFonts w:ascii="Times New Roman" w:hAnsi="Times New Roman" w:cs="Times New Roman"/>
@@ -1903,13 +2069,32 @@
         </w:rPr>
         <w:t>Aztex</w:t>
       </w:r>
-      <w:r>
-        <w:rPr>
-          <w:rFonts w:ascii="Times New Roman" w:hAnsi="Times New Roman" w:cs="Times New Roman"/>
-          <w:sz w:val="28"/>
-          <w:szCs w:val="28"/>
-        </w:rPr>
-        <w:t xml:space="preserve"> обладает автоматикой на основе отвода пороховых газов с коротким ходом газового поршня. Для крепления оружейных аксессуаров на оружие установлены планки пикатинни. </w:t>
+      <w:proofErr w:type="spellEnd"/>
+      <w:r>
+        <w:rPr>
+          <w:rFonts w:ascii="Times New Roman" w:hAnsi="Times New Roman" w:cs="Times New Roman"/>
+          <w:sz w:val="28"/>
+          <w:szCs w:val="28"/>
+        </w:rPr>
+        <w:t xml:space="preserve"> обладает автоматикой на основе отвода пороховых газов с коротким ходом газового поршня. Для крепления оружейных аксессуаров на оружие установлены планки </w:t>
+      </w:r>
+      <w:proofErr w:type="spellStart"/>
+      <w:r>
+        <w:rPr>
+          <w:rFonts w:ascii="Times New Roman" w:hAnsi="Times New Roman" w:cs="Times New Roman"/>
+          <w:sz w:val="28"/>
+          <w:szCs w:val="28"/>
+        </w:rPr>
+        <w:t>пикатинни</w:t>
+      </w:r>
+      <w:proofErr w:type="spellEnd"/>
+      <w:r>
+        <w:rPr>
+          <w:rFonts w:ascii="Times New Roman" w:hAnsi="Times New Roman" w:cs="Times New Roman"/>
+          <w:sz w:val="28"/>
+          <w:szCs w:val="28"/>
+        </w:rPr>
+        <w:t xml:space="preserve">. </w:t>
       </w:r>
     </w:p>
     <w:tbl>
@@ -2100,7 +2285,25 @@
                 <w:sz w:val="28"/>
                 <w:szCs w:val="28"/>
               </w:rPr>
-              <w:t>0 патр.</w:t>
+              <w:t xml:space="preserve">0 </w:t>
+            </w:r>
+            <w:proofErr w:type="spellStart"/>
+            <w:r>
+              <w:rPr>
+                <w:rFonts w:ascii="Times New Roman" w:hAnsi="Times New Roman" w:cs="Times New Roman"/>
+                <w:sz w:val="28"/>
+                <w:szCs w:val="28"/>
+              </w:rPr>
+              <w:t>патр</w:t>
+            </w:r>
+            <w:proofErr w:type="spellEnd"/>
+            <w:r>
+              <w:rPr>
+                <w:rFonts w:ascii="Times New Roman" w:hAnsi="Times New Roman" w:cs="Times New Roman"/>
+                <w:sz w:val="28"/>
+                <w:szCs w:val="28"/>
+              </w:rPr>
+              <w:t>.</w:t>
             </w:r>
           </w:p>
         </w:tc>
@@ -2469,6 +2672,7 @@
         </w:rPr>
         <w:t xml:space="preserve"> мм Снайперская винтовка </w:t>
       </w:r>
+      <w:proofErr w:type="spellStart"/>
       <w:r>
         <w:rPr>
           <w:rFonts w:ascii="Times New Roman" w:hAnsi="Times New Roman" w:cs="Times New Roman"/>
@@ -2480,6 +2684,7 @@
         </w:rPr>
         <w:t>Yalguzag</w:t>
       </w:r>
+      <w:proofErr w:type="spellEnd"/>
     </w:p>
     <w:p>
       <w:pPr>
@@ -2500,6 +2705,7 @@
           <w:noProof/>
           <w:sz w:val="28"/>
           <w:szCs w:val="28"/>
+          <w:lang w:eastAsia="ru-RU"/>
         </w:rPr>
         <w:drawing>
           <wp:inline distT="0" distB="0" distL="0" distR="0" wp14:anchorId="7F22AE0B" wp14:editId="234D44E1">
@@ -2588,6 +2794,7 @@
       <w:r>
         <w:t xml:space="preserve"> </w:t>
       </w:r>
+      <w:proofErr w:type="spellStart"/>
       <w:r>
         <w:rPr>
           <w:rFonts w:ascii="Times New Roman" w:hAnsi="Times New Roman" w:cs="Times New Roman"/>
@@ -2598,6 +2805,7 @@
         </w:rPr>
         <w:t>Yalguzag</w:t>
       </w:r>
+      <w:proofErr w:type="spellEnd"/>
       <w:r>
         <w:rPr>
           <w:rFonts w:ascii="Times New Roman" w:hAnsi="Times New Roman" w:cs="Times New Roman"/>
@@ -2626,6 +2834,7 @@
         </w:rPr>
         <w:tab/>
       </w:r>
+      <w:proofErr w:type="spellStart"/>
       <w:r>
         <w:rPr>
           <w:rFonts w:ascii="Times New Roman" w:hAnsi="Times New Roman" w:cs="Times New Roman"/>
@@ -2634,6 +2843,7 @@
         </w:rPr>
         <w:t>Yalguzag</w:t>
       </w:r>
+      <w:proofErr w:type="spellEnd"/>
       <w:r>
         <w:rPr>
           <w:rFonts w:ascii="Times New Roman" w:hAnsi="Times New Roman" w:cs="Times New Roman"/>
@@ -2648,7 +2858,25 @@
           <w:sz w:val="28"/>
           <w:szCs w:val="28"/>
         </w:rPr>
-        <w:t xml:space="preserve"> (азб. Волк-одиночка) однозарядная</w:t>
+        <w:t xml:space="preserve"> (</w:t>
+      </w:r>
+      <w:proofErr w:type="spellStart"/>
+      <w:r>
+        <w:rPr>
+          <w:rFonts w:ascii="Times New Roman" w:hAnsi="Times New Roman" w:cs="Times New Roman"/>
+          <w:sz w:val="28"/>
+          <w:szCs w:val="28"/>
+        </w:rPr>
+        <w:t>азб</w:t>
+      </w:r>
+      <w:proofErr w:type="spellEnd"/>
+      <w:r>
+        <w:rPr>
+          <w:rFonts w:ascii="Times New Roman" w:hAnsi="Times New Roman" w:cs="Times New Roman"/>
+          <w:sz w:val="28"/>
+          <w:szCs w:val="28"/>
+        </w:rPr>
+        <w:t>. Волк-одиночка) однозарядная</w:t>
       </w:r>
       <w:r>
         <w:rPr>
@@ -3394,6 +3622,7 @@
           <w:noProof/>
           <w:sz w:val="24"/>
           <w:szCs w:val="24"/>
+          <w:lang w:eastAsia="ru-RU"/>
         </w:rPr>
         <w:drawing>
           <wp:inline distT="0" distB="0" distL="0" distR="0" wp14:anchorId="18602C16" wp14:editId="51CD58B5">
@@ -3598,6 +3827,7 @@
         </w:rPr>
         <w:t> </w:t>
       </w:r>
+      <w:proofErr w:type="spellStart"/>
       <w:r>
         <w:rPr>
           <w:rFonts w:ascii="Times New Roman" w:hAnsi="Times New Roman" w:cs="Times New Roman"/>
@@ -3612,8 +3842,19 @@
           <w:sz w:val="28"/>
           <w:szCs w:val="28"/>
         </w:rPr>
-        <w:t>ücum </w:t>
-      </w:r>
+        <w:t>ücum</w:t>
+      </w:r>
+      <w:proofErr w:type="spellEnd"/>
+      <w:r>
+        <w:rPr>
+          <w:rFonts w:ascii="Times New Roman" w:hAnsi="Times New Roman" w:cs="Times New Roman"/>
+          <w:sz w:val="28"/>
+          <w:szCs w:val="28"/>
+        </w:rPr>
+        <w:t> </w:t>
+      </w:r>
+      <w:proofErr w:type="spellStart"/>
+      <w:proofErr w:type="gramStart"/>
       <w:r>
         <w:rPr>
           <w:rFonts w:ascii="Times New Roman" w:hAnsi="Times New Roman" w:cs="Times New Roman"/>
@@ -3628,7 +3869,16 @@
           <w:sz w:val="28"/>
           <w:szCs w:val="28"/>
         </w:rPr>
-        <w:t>ulemyot </w:t>
+        <w:t>ulemyot</w:t>
+      </w:r>
+      <w:proofErr w:type="spellEnd"/>
+      <w:r>
+        <w:rPr>
+          <w:rFonts w:ascii="Times New Roman" w:hAnsi="Times New Roman" w:cs="Times New Roman"/>
+          <w:sz w:val="28"/>
+          <w:szCs w:val="28"/>
+        </w:rPr>
+        <w:t> </w:t>
       </w:r>
       <w:r>
         <w:rPr>
@@ -3645,7 +3895,16 @@
           <w:sz w:val="28"/>
           <w:szCs w:val="28"/>
         </w:rPr>
-        <w:t>— штурмовой пулемёт</w:t>
+        <w:t>—</w:t>
+      </w:r>
+      <w:proofErr w:type="gramEnd"/>
+      <w:r>
+        <w:rPr>
+          <w:rFonts w:ascii="Times New Roman" w:hAnsi="Times New Roman" w:cs="Times New Roman"/>
+          <w:sz w:val="28"/>
+          <w:szCs w:val="28"/>
+        </w:rPr>
+        <w:t xml:space="preserve"> штурмовой пулемёт</w:t>
       </w:r>
       <w:r>
         <w:rPr>
@@ -3809,7 +4068,61 @@
           <w:sz w:val="28"/>
           <w:szCs w:val="28"/>
         </w:rPr>
-        <w:t xml:space="preserve"> по строению коробами для патронов. Приклад может изменяться по длине, а так же обладает возможностью установки щеки. Пулемет обладает планками пикатинни для возможности кастомизации оружия под конкретные задачи.</w:t>
+        <w:t xml:space="preserve"> по строению коробами для патронов. Приклад может изменяться по длине, а </w:t>
+      </w:r>
+      <w:proofErr w:type="gramStart"/>
+      <w:r>
+        <w:rPr>
+          <w:rFonts w:ascii="Times New Roman" w:hAnsi="Times New Roman" w:cs="Times New Roman"/>
+          <w:sz w:val="28"/>
+          <w:szCs w:val="28"/>
+        </w:rPr>
+        <w:t>так же</w:t>
+      </w:r>
+      <w:proofErr w:type="gramEnd"/>
+      <w:r>
+        <w:rPr>
+          <w:rFonts w:ascii="Times New Roman" w:hAnsi="Times New Roman" w:cs="Times New Roman"/>
+          <w:sz w:val="28"/>
+          <w:szCs w:val="28"/>
+        </w:rPr>
+        <w:t xml:space="preserve"> обладает возможностью установки щеки. Пулемет обладает планками </w:t>
+      </w:r>
+      <w:proofErr w:type="spellStart"/>
+      <w:r>
+        <w:rPr>
+          <w:rFonts w:ascii="Times New Roman" w:hAnsi="Times New Roman" w:cs="Times New Roman"/>
+          <w:sz w:val="28"/>
+          <w:szCs w:val="28"/>
+        </w:rPr>
+        <w:t>пикатинни</w:t>
+      </w:r>
+      <w:proofErr w:type="spellEnd"/>
+      <w:r>
+        <w:rPr>
+          <w:rFonts w:ascii="Times New Roman" w:hAnsi="Times New Roman" w:cs="Times New Roman"/>
+          <w:sz w:val="28"/>
+          <w:szCs w:val="28"/>
+        </w:rPr>
+        <w:t xml:space="preserve"> для возможности </w:t>
+      </w:r>
+      <w:proofErr w:type="spellStart"/>
+      <w:r>
+        <w:rPr>
+          <w:rFonts w:ascii="Times New Roman" w:hAnsi="Times New Roman" w:cs="Times New Roman"/>
+          <w:sz w:val="28"/>
+          <w:szCs w:val="28"/>
+        </w:rPr>
+        <w:t>кастомизации</w:t>
+      </w:r>
+      <w:proofErr w:type="spellEnd"/>
+      <w:r>
+        <w:rPr>
+          <w:rFonts w:ascii="Times New Roman" w:hAnsi="Times New Roman" w:cs="Times New Roman"/>
+          <w:sz w:val="28"/>
+          <w:szCs w:val="28"/>
+        </w:rPr>
+        <w:t xml:space="preserve"> оружия под конкретные задачи.</w:t>
       </w:r>
     </w:p>
     <w:tbl>
@@ -4385,6 +4698,7 @@
         <w:lastRenderedPageBreak/>
         <w:t xml:space="preserve">7,62 мм Снайперская винтовка </w:t>
       </w:r>
+      <w:proofErr w:type="spellStart"/>
       <w:r>
         <w:rPr>
           <w:rFonts w:ascii="Times New Roman" w:hAnsi="Times New Roman" w:cs="Times New Roman"/>
@@ -4395,6 +4709,7 @@
         </w:rPr>
         <w:t>Yirti</w:t>
       </w:r>
+      <w:proofErr w:type="spellEnd"/>
       <w:r>
         <w:rPr>
           <w:rFonts w:ascii="Times New Roman" w:hAnsi="Times New Roman" w:cs="Times New Roman"/>
@@ -4447,6 +4762,7 @@
           <w:noProof/>
           <w:sz w:val="28"/>
           <w:szCs w:val="28"/>
+          <w:lang w:eastAsia="ru-RU"/>
         </w:rPr>
         <w:drawing>
           <wp:inline distT="0" distB="0" distL="0" distR="0" wp14:anchorId="3D4E9200" wp14:editId="0A43E75D">
@@ -4537,6 +4853,7 @@
         </w:rPr>
         <w:t xml:space="preserve">– </w:t>
       </w:r>
+      <w:proofErr w:type="spellStart"/>
       <w:r>
         <w:rPr>
           <w:rFonts w:ascii="Times New Roman" w:hAnsi="Times New Roman" w:cs="Times New Roman"/>
@@ -4547,6 +4864,7 @@
         </w:rPr>
         <w:t>Yirtiji</w:t>
       </w:r>
+      <w:proofErr w:type="spellEnd"/>
       <w:r>
         <w:rPr>
           <w:rFonts w:ascii="Times New Roman" w:hAnsi="Times New Roman" w:cs="Times New Roman"/>
@@ -4581,7 +4899,25 @@
           <w:sz w:val="28"/>
           <w:szCs w:val="28"/>
         </w:rPr>
-        <w:t xml:space="preserve"> (азб. Хищник) – самозарядная </w:t>
+        <w:t xml:space="preserve"> (</w:t>
+      </w:r>
+      <w:proofErr w:type="spellStart"/>
+      <w:r>
+        <w:rPr>
+          <w:rFonts w:ascii="Times New Roman" w:hAnsi="Times New Roman" w:cs="Times New Roman"/>
+          <w:sz w:val="28"/>
+          <w:szCs w:val="28"/>
+        </w:rPr>
+        <w:t>азб</w:t>
+      </w:r>
+      <w:proofErr w:type="spellEnd"/>
+      <w:r>
+        <w:rPr>
+          <w:rFonts w:ascii="Times New Roman" w:hAnsi="Times New Roman" w:cs="Times New Roman"/>
+          <w:sz w:val="28"/>
+          <w:szCs w:val="28"/>
+        </w:rPr>
+        <w:t xml:space="preserve">. Хищник) – самозарядная </w:t>
       </w:r>
       <w:r>
         <w:rPr>
@@ -4616,13 +4952,23 @@
         </w:rPr>
         <w:t>Б</w:t>
       </w:r>
-      <w:r>
-        <w:rPr>
-          <w:rFonts w:ascii="Times New Roman" w:hAnsi="Times New Roman" w:cs="Times New Roman"/>
-          <w:sz w:val="28"/>
-          <w:szCs w:val="28"/>
-        </w:rPr>
-        <w:t xml:space="preserve">ыла </w:t>
+      <w:proofErr w:type="spellStart"/>
+      <w:r>
+        <w:rPr>
+          <w:rFonts w:ascii="Times New Roman" w:hAnsi="Times New Roman" w:cs="Times New Roman"/>
+          <w:sz w:val="28"/>
+          <w:szCs w:val="28"/>
+        </w:rPr>
+        <w:t>ыла</w:t>
+      </w:r>
+      <w:proofErr w:type="spellEnd"/>
+      <w:r>
+        <w:rPr>
+          <w:rFonts w:ascii="Times New Roman" w:hAnsi="Times New Roman" w:cs="Times New Roman"/>
+          <w:sz w:val="28"/>
+          <w:szCs w:val="28"/>
+        </w:rPr>
+        <w:t xml:space="preserve"> </w:t>
       </w:r>
       <w:r>
         <w:rPr>
@@ -4718,7 +5064,25 @@
           <w:sz w:val="28"/>
           <w:szCs w:val="28"/>
         </w:rPr>
-        <w:t xml:space="preserve">Оружие оснащено множеством планок пикатинни для установки прицелов и навесного оборудования. </w:t>
+        <w:t xml:space="preserve">Оружие оснащено множеством планок </w:t>
+      </w:r>
+      <w:proofErr w:type="spellStart"/>
+      <w:r>
+        <w:rPr>
+          <w:rFonts w:ascii="Times New Roman" w:hAnsi="Times New Roman" w:cs="Times New Roman"/>
+          <w:sz w:val="28"/>
+          <w:szCs w:val="28"/>
+        </w:rPr>
+        <w:t>пикатинни</w:t>
+      </w:r>
+      <w:proofErr w:type="spellEnd"/>
+      <w:r>
+        <w:rPr>
+          <w:rFonts w:ascii="Times New Roman" w:hAnsi="Times New Roman" w:cs="Times New Roman"/>
+          <w:sz w:val="28"/>
+          <w:szCs w:val="28"/>
+        </w:rPr>
+        <w:t xml:space="preserve"> для установки прицелов и навесного оборудования. </w:t>
       </w:r>
       <w:r>
         <w:rPr>
@@ -5500,6 +5864,7 @@
         <w:t xml:space="preserve"> </w:t>
       </w:r>
       <w:bookmarkStart w:id="1" w:name="_Hlk175663987"/>
+      <w:proofErr w:type="spellStart"/>
       <w:r>
         <w:rPr>
           <w:rFonts w:ascii="Times New Roman" w:hAnsi="Times New Roman" w:cs="Times New Roman"/>
@@ -5512,6 +5877,7 @@
         <w:t>Mubariz</w:t>
       </w:r>
       <w:bookmarkEnd w:id="1"/>
+      <w:proofErr w:type="spellEnd"/>
     </w:p>
     <w:p>
       <w:pPr>
@@ -5532,6 +5898,7 @@
           <w:noProof/>
           <w:sz w:val="28"/>
           <w:szCs w:val="28"/>
+          <w:lang w:eastAsia="ru-RU"/>
         </w:rPr>
         <w:drawing>
           <wp:inline distT="0" distB="0" distL="0" distR="0" wp14:anchorId="6E75BDF6" wp14:editId="13C2D0C4">
@@ -5635,6 +6002,7 @@
         </w:rPr>
         <w:t xml:space="preserve">– </w:t>
       </w:r>
+      <w:proofErr w:type="spellStart"/>
       <w:r>
         <w:rPr>
           <w:rFonts w:ascii="Times New Roman" w:hAnsi="Times New Roman" w:cs="Times New Roman"/>
@@ -5646,6 +6014,7 @@
         </w:rPr>
         <w:t>Mubariz</w:t>
       </w:r>
+      <w:proofErr w:type="spellEnd"/>
       <w:r>
         <w:rPr>
           <w:rFonts w:ascii="Times New Roman" w:hAnsi="Times New Roman" w:cs="Times New Roman"/>
@@ -5697,6 +6066,7 @@
         </w:rPr>
         <w:tab/>
       </w:r>
+      <w:proofErr w:type="spellStart"/>
       <w:r>
         <w:rPr>
           <w:rFonts w:ascii="Times New Roman" w:hAnsi="Times New Roman" w:cs="Times New Roman"/>
@@ -5706,6 +6076,7 @@
         </w:rPr>
         <w:t>Mubariz</w:t>
       </w:r>
+      <w:proofErr w:type="spellEnd"/>
       <w:r>
         <w:rPr>
           <w:rFonts w:ascii="Times New Roman" w:hAnsi="Times New Roman" w:cs="Times New Roman"/>
@@ -5871,7 +6242,27 @@
           <w:sz w:val="28"/>
           <w:szCs w:val="28"/>
         </w:rPr>
-        <w:t>. Предназначена для поражения противника за укрытиями, а так же для поражения легкой бронетехники.</w:t>
+        <w:t xml:space="preserve">. Предназначена для поражения противника за укрытиями, а </w:t>
+      </w:r>
+      <w:proofErr w:type="gramStart"/>
+      <w:r>
+        <w:rPr>
+          <w:rFonts w:ascii="Times New Roman" w:hAnsi="Times New Roman" w:cs="Times New Roman"/>
+          <w:bCs/>
+          <w:sz w:val="28"/>
+          <w:szCs w:val="28"/>
+        </w:rPr>
+        <w:t>так же</w:t>
+      </w:r>
+      <w:proofErr w:type="gramEnd"/>
+      <w:r>
+        <w:rPr>
+          <w:rFonts w:ascii="Times New Roman" w:hAnsi="Times New Roman" w:cs="Times New Roman"/>
+          <w:bCs/>
+          <w:sz w:val="28"/>
+          <w:szCs w:val="28"/>
+        </w:rPr>
+        <w:t xml:space="preserve"> для поражения легкой бронетехники.</w:t>
       </w:r>
       <w:r>
         <w:rPr>
@@ -5892,6 +6283,7 @@
         </w:rPr>
         <w:t xml:space="preserve">Относится к семейству винтовок </w:t>
       </w:r>
+      <w:proofErr w:type="spellStart"/>
       <w:r>
         <w:rPr>
           <w:rFonts w:ascii="Times New Roman" w:hAnsi="Times New Roman" w:cs="Times New Roman"/>
@@ -5902,6 +6294,7 @@
         </w:rPr>
         <w:t>Istigal</w:t>
       </w:r>
+      <w:proofErr w:type="spellEnd"/>
       <w:r>
         <w:rPr>
           <w:rFonts w:ascii="Times New Roman" w:hAnsi="Times New Roman" w:cs="Times New Roman"/>
@@ -6267,7 +6660,25 @@
                 <w:sz w:val="28"/>
                 <w:szCs w:val="28"/>
               </w:rPr>
-              <w:t>7 патр.</w:t>
+              <w:t xml:space="preserve">7 </w:t>
+            </w:r>
+            <w:proofErr w:type="spellStart"/>
+            <w:r>
+              <w:rPr>
+                <w:rFonts w:ascii="Times New Roman" w:hAnsi="Times New Roman" w:cs="Times New Roman"/>
+                <w:sz w:val="28"/>
+                <w:szCs w:val="28"/>
+              </w:rPr>
+              <w:t>патр</w:t>
+            </w:r>
+            <w:proofErr w:type="spellEnd"/>
+            <w:r>
+              <w:rPr>
+                <w:rFonts w:ascii="Times New Roman" w:hAnsi="Times New Roman" w:cs="Times New Roman"/>
+                <w:sz w:val="28"/>
+                <w:szCs w:val="28"/>
+              </w:rPr>
+              <w:t>.</w:t>
             </w:r>
           </w:p>
         </w:tc>
@@ -6372,7 +6783,6 @@
           <w:rFonts w:ascii="Times New Roman" w:hAnsi="Times New Roman" w:cs="Times New Roman"/>
           <w:sz w:val="28"/>
           <w:szCs w:val="28"/>
-          <w:lang w:val="en-US"/>
         </w:rPr>
       </w:pPr>
     </w:p>
@@ -6382,7 +6792,6 @@
           <w:rFonts w:ascii="Times New Roman" w:hAnsi="Times New Roman" w:cs="Times New Roman"/>
           <w:sz w:val="28"/>
           <w:szCs w:val="28"/>
-          <w:lang w:val="en-US"/>
         </w:rPr>
       </w:pPr>
     </w:p>
@@ -6495,8 +6904,20 @@
           <w:sz w:val="28"/>
           <w:szCs w:val="28"/>
         </w:rPr>
-        <w:t xml:space="preserve"> IST Istiglal</w:t>
-      </w:r>
+        <w:t xml:space="preserve"> IST </w:t>
+      </w:r>
+      <w:proofErr w:type="spellStart"/>
+      <w:r>
+        <w:rPr>
+          <w:rFonts w:ascii="Times New Roman" w:hAnsi="Times New Roman" w:cs="Times New Roman"/>
+          <w:b/>
+          <w:bCs/>
+          <w:sz w:val="28"/>
+          <w:szCs w:val="28"/>
+        </w:rPr>
+        <w:t>Istiglal</w:t>
+      </w:r>
+      <w:proofErr w:type="spellEnd"/>
     </w:p>
     <w:p>
       <w:pPr>
@@ -6517,10 +6938,11 @@
           <w:noProof/>
           <w:sz w:val="28"/>
           <w:szCs w:val="28"/>
+          <w:lang w:eastAsia="ru-RU"/>
         </w:rPr>
         <w:drawing>
-          <wp:inline distT="0" distB="0" distL="0" distR="0" wp14:anchorId="508DDEBD" wp14:editId="46AD4D49">
-            <wp:extent cx="6116955" cy="1583267"/>
+          <wp:inline distT="0" distB="0" distL="0" distR="0" wp14:anchorId="508DDEBD" wp14:editId="21441611">
+            <wp:extent cx="6181054" cy="1638300"/>
             <wp:effectExtent l="0" t="0" r="0" b="0"/>
             <wp:docPr id="273480018" name="Рисунок 1"/>
             <wp:cNvGraphicFramePr>
@@ -6543,13 +6965,13 @@
                         </a:ext>
                       </a:extLst>
                     </a:blip>
-                    <a:srcRect t="2306" b="11449"/>
+                    <a:srcRect l="1712" t="2306" r="634" b="11449"/>
                     <a:stretch/>
                   </pic:blipFill>
                   <pic:spPr bwMode="auto">
                     <a:xfrm>
                       <a:off x="0" y="0"/>
-                      <a:ext cx="6116955" cy="1583267"/>
+                      <a:ext cx="6199747" cy="1643255"/>
                     </a:xfrm>
                     <a:prstGeom prst="rect">
                       <a:avLst/>
@@ -6576,6 +6998,20 @@
         <w:jc w:val="center"/>
         <w:rPr>
           <w:rFonts w:ascii="Times New Roman" w:hAnsi="Times New Roman" w:cs="Times New Roman"/>
+          <w:b/>
+          <w:bCs/>
+          <w:sz w:val="28"/>
+          <w:szCs w:val="28"/>
+        </w:rPr>
+      </w:pPr>
+      <w:bookmarkStart w:id="2" w:name="_GoBack"/>
+      <w:bookmarkEnd w:id="2"/>
+    </w:p>
+    <w:p>
+      <w:pPr>
+        <w:jc w:val="center"/>
+        <w:rPr>
+          <w:rFonts w:ascii="Times New Roman" w:hAnsi="Times New Roman" w:cs="Times New Roman"/>
           <w:i/>
           <w:iCs/>
           <w:sz w:val="24"/>
@@ -6643,6 +7079,7 @@
         </w:rPr>
         <w:t xml:space="preserve"> </w:t>
       </w:r>
+      <w:proofErr w:type="spellStart"/>
       <w:r>
         <w:rPr>
           <w:rFonts w:ascii="Times New Roman" w:hAnsi="Times New Roman" w:cs="Times New Roman"/>
@@ -6654,6 +7091,7 @@
         </w:rPr>
         <w:t>Istiglal</w:t>
       </w:r>
+      <w:proofErr w:type="spellEnd"/>
       <w:r>
         <w:rPr>
           <w:rFonts w:ascii="Times New Roman" w:hAnsi="Times New Roman" w:cs="Times New Roman"/>
@@ -6694,11 +7132,12 @@
           <w:noProof/>
           <w:sz w:val="24"/>
           <w:szCs w:val="24"/>
+          <w:lang w:eastAsia="ru-RU"/>
         </w:rPr>
         <w:drawing>
-          <wp:inline distT="0" distB="0" distL="0" distR="0" wp14:anchorId="55E7AD5D" wp14:editId="676B935B">
-            <wp:extent cx="6096000" cy="1557867"/>
-            <wp:effectExtent l="0" t="0" r="0" b="0"/>
+          <wp:inline distT="0" distB="0" distL="0" distR="0" wp14:anchorId="55E7AD5D" wp14:editId="761FF8A1">
+            <wp:extent cx="6091030" cy="1638300"/>
+            <wp:effectExtent l="0" t="0" r="5080" b="0"/>
             <wp:docPr id="859738371" name="Рисунок 2"/>
             <wp:cNvGraphicFramePr>
               <a:graphicFrameLocks xmlns:a="http://schemas.openxmlformats.org/drawingml/2006/main" noChangeAspect="1"/>
@@ -6720,13 +7159,13 @@
                         </a:ext>
                       </a:extLst>
                     </a:blip>
-                    <a:srcRect t="12768" b="20110"/>
+                    <a:srcRect l="2969" t="12768" r="2019" b="20110"/>
                     <a:stretch/>
                   </pic:blipFill>
                   <pic:spPr bwMode="auto">
                     <a:xfrm>
                       <a:off x="0" y="0"/>
-                      <a:ext cx="6096000" cy="1557867"/>
+                      <a:ext cx="6096611" cy="1639801"/>
                     </a:xfrm>
                     <a:prstGeom prst="rect">
                       <a:avLst/>
@@ -6820,6 +7259,7 @@
         </w:rPr>
         <w:t xml:space="preserve"> </w:t>
       </w:r>
+      <w:proofErr w:type="spellStart"/>
       <w:r>
         <w:rPr>
           <w:rFonts w:ascii="Times New Roman" w:hAnsi="Times New Roman" w:cs="Times New Roman"/>
@@ -6831,6 +7271,7 @@
         </w:rPr>
         <w:t>Istiglal</w:t>
       </w:r>
+      <w:proofErr w:type="spellEnd"/>
       <w:r>
         <w:rPr>
           <w:rFonts w:ascii="Times New Roman" w:hAnsi="Times New Roman" w:cs="Times New Roman"/>
@@ -6880,7 +7321,7 @@
         </w:rPr>
         <w:tab/>
       </w:r>
-      <w:bookmarkStart w:id="2" w:name="_Hlk175663918"/>
+      <w:bookmarkStart w:id="3" w:name="_Hlk175663918"/>
       <w:r>
         <w:rPr>
           <w:rFonts w:ascii="Times New Roman" w:hAnsi="Times New Roman" w:cs="Times New Roman"/>
@@ -6898,6 +7339,7 @@
         </w:rPr>
         <w:t xml:space="preserve"> </w:t>
       </w:r>
+      <w:proofErr w:type="spellStart"/>
       <w:r>
         <w:rPr>
           <w:rFonts w:ascii="Times New Roman" w:hAnsi="Times New Roman" w:cs="Times New Roman"/>
@@ -6907,7 +7349,8 @@
         </w:rPr>
         <w:t>Istiglal</w:t>
       </w:r>
-      <w:bookmarkEnd w:id="2"/>
+      <w:bookmarkEnd w:id="3"/>
+      <w:proofErr w:type="spellEnd"/>
       <w:r>
         <w:rPr>
           <w:rFonts w:ascii="Times New Roman" w:hAnsi="Times New Roman" w:cs="Times New Roman"/>
@@ -7017,7 +7460,27 @@
           <w:sz w:val="28"/>
           <w:szCs w:val="28"/>
         </w:rPr>
-        <w:t>. Предназначена для поражения противника за укрытиями, а так же для поражения легкой бронетехники.</w:t>
+        <w:t xml:space="preserve">. Предназначена для поражения противника за укрытиями, а </w:t>
+      </w:r>
+      <w:proofErr w:type="gramStart"/>
+      <w:r>
+        <w:rPr>
+          <w:rFonts w:ascii="Times New Roman" w:hAnsi="Times New Roman" w:cs="Times New Roman"/>
+          <w:bCs/>
+          <w:sz w:val="28"/>
+          <w:szCs w:val="28"/>
+        </w:rPr>
+        <w:t>так же</w:t>
+      </w:r>
+      <w:proofErr w:type="gramEnd"/>
+      <w:r>
+        <w:rPr>
+          <w:rFonts w:ascii="Times New Roman" w:hAnsi="Times New Roman" w:cs="Times New Roman"/>
+          <w:bCs/>
+          <w:sz w:val="28"/>
+          <w:szCs w:val="28"/>
+        </w:rPr>
+        <w:t xml:space="preserve"> для поражения легкой бронетехники.</w:t>
       </w:r>
       <w:r>
         <w:rPr>
@@ -7038,6 +7501,7 @@
         </w:rPr>
         <w:t xml:space="preserve">Относится к семейству винтовок </w:t>
       </w:r>
+      <w:proofErr w:type="spellStart"/>
       <w:r>
         <w:rPr>
           <w:rFonts w:ascii="Times New Roman" w:hAnsi="Times New Roman" w:cs="Times New Roman"/>
@@ -7048,6 +7512,7 @@
         </w:rPr>
         <w:t>Istigal</w:t>
       </w:r>
+      <w:proofErr w:type="spellEnd"/>
       <w:r>
         <w:rPr>
           <w:rFonts w:ascii="Times New Roman" w:hAnsi="Times New Roman" w:cs="Times New Roman"/>
@@ -7091,7 +7556,27 @@
           <w:sz w:val="28"/>
           <w:szCs w:val="28"/>
         </w:rPr>
-        <w:t xml:space="preserve"> по схеме с коротким ходом ствола. Снижение отдачи достигается благодаря массивному дульному тормозу, гидравлическому демпферу и пневматическому накатнику. Кроме того для снижения воздействия отдачи на стрелка предусмотрена подушка на затыльнике приклада.</w:t>
+        <w:t xml:space="preserve"> по схеме с коротким ходом ствола. Снижение отдачи достигается благодаря массивному дульному тормозу, гидравлическому демпферу и пневматическому накатнику. </w:t>
+      </w:r>
+      <w:proofErr w:type="gramStart"/>
+      <w:r>
+        <w:rPr>
+          <w:rFonts w:ascii="Times New Roman" w:hAnsi="Times New Roman" w:cs="Times New Roman"/>
+          <w:bCs/>
+          <w:sz w:val="28"/>
+          <w:szCs w:val="28"/>
+        </w:rPr>
+        <w:t>Кроме того</w:t>
+      </w:r>
+      <w:proofErr w:type="gramEnd"/>
+      <w:r>
+        <w:rPr>
+          <w:rFonts w:ascii="Times New Roman" w:hAnsi="Times New Roman" w:cs="Times New Roman"/>
+          <w:bCs/>
+          <w:sz w:val="28"/>
+          <w:szCs w:val="28"/>
+        </w:rPr>
+        <w:t xml:space="preserve"> для снижения воздействия отдачи на стрелка предусмотрена подушка на затыльнике приклада.</w:t>
       </w:r>
       <w:r>
         <w:rPr>
@@ -7650,7 +8135,7 @@
 </file>
 
 <file path=word/endnotes.xml><?xml version="1.0" encoding="utf-8"?>
-<w:endnotes xmlns:wpc="http://schemas.microsoft.com/office/word/2010/wordprocessingCanvas" xmlns:cx="http://schemas.microsoft.com/office/drawing/2014/chartex" xmlns:cx1="http://schemas.microsoft.com/office/drawing/2015/9/8/chartex" xmlns:cx2="http://schemas.microsoft.com/office/drawing/2015/10/21/chartex" xmlns:cx3="http://schemas.microsoft.com/office/drawing/2016/5/9/chartex" xmlns:cx4="http://schemas.microsoft.com/office/drawing/2016/5/10/chartex" xmlns:cx5="http://schemas.microsoft.com/office/drawing/2016/5/11/chartex" xmlns:cx6="http://schemas.microsoft.com/office/drawing/2016/5/12/chartex" xmlns:cx7="http://schemas.microsoft.com/office/drawing/2016/5/13/chartex" xmlns:cx8="http://schemas.microsoft.com/office/drawing/2016/5/14/chartex" xmlns:mc="http://schemas.openxmlformats.org/markup-compatibility/2006" xmlns:aink="http://schemas.microsoft.com/office/drawing/2016/ink" xmlns:am3d="http://schemas.microsoft.com/office/drawing/2017/model3d" xmlns:o="urn:schemas-microsoft-com:office:office" xmlns:oel="http://schemas.microsoft.com/office/2019/extlst" xmlns:r="http://schemas.openxmlformats.org/officeDocument/2006/relationships" xmlns:m="http://schemas.openxmlformats.org/officeDocument/2006/math" xmlns:v="urn:schemas-microsoft-com:vml" xmlns:wp14="http://schemas.microsoft.com/office/word/2010/wordprocessingDrawing" xmlns:wp="http://schemas.openxmlformats.org/drawingml/2006/wordprocessingDrawing" xmlns:w10="urn:schemas-microsoft-com:office:word" xmlns:w="http://schemas.openxmlformats.org/wordprocessingml/2006/main" xmlns:w14="http://schemas.microsoft.com/office/word/2010/wordml" xmlns:w15="http://schemas.microsoft.com/office/word/2012/wordml" xmlns:w16cex="http://schemas.microsoft.com/office/word/2018/wordml/cex" xmlns:w16cid="http://schemas.microsoft.com/office/word/2016/wordml/cid" xmlns:w16="http://schemas.microsoft.com/office/word/2018/wordml" xmlns:w16du="http://schemas.microsoft.com/office/word/2023/wordml/word16du" xmlns:w16sdtdh="http://schemas.microsoft.com/office/word/2020/wordml/sdtdatahash" xmlns:w16se="http://schemas.microsoft.com/office/word/2015/wordml/symex" xmlns:wpg="http://schemas.microsoft.com/office/word/2010/wordprocessingGroup" xmlns:wpi="http://schemas.microsoft.com/office/word/2010/wordprocessingInk" xmlns:wne="http://schemas.microsoft.com/office/word/2006/wordml" xmlns:wps="http://schemas.microsoft.com/office/word/2010/wordprocessingShape" mc:Ignorable="w14 w15 w16se w16cid w16 w16cex w16sdtdh w16du wp14">
+<w:endnotes xmlns:wpc="http://schemas.microsoft.com/office/word/2010/wordprocessingCanvas" xmlns:cx="http://schemas.microsoft.com/office/drawing/2014/chartex" xmlns:mc="http://schemas.openxmlformats.org/markup-compatibility/2006" xmlns:o="urn:schemas-microsoft-com:office:office" xmlns:r="http://schemas.openxmlformats.org/officeDocument/2006/relationships" xmlns:m="http://schemas.openxmlformats.org/officeDocument/2006/math" xmlns:v="urn:schemas-microsoft-com:vml" xmlns:wp14="http://schemas.microsoft.com/office/word/2010/wordprocessingDrawing" xmlns:wp="http://schemas.openxmlformats.org/drawingml/2006/wordprocessingDrawing" xmlns:w10="urn:schemas-microsoft-com:office:word" xmlns:w="http://schemas.openxmlformats.org/wordprocessingml/2006/main" xmlns:w14="http://schemas.microsoft.com/office/word/2010/wordml" xmlns:w15="http://schemas.microsoft.com/office/word/2012/wordml" xmlns:w16se="http://schemas.microsoft.com/office/word/2015/wordml/symex" xmlns:wpg="http://schemas.microsoft.com/office/word/2010/wordprocessingGroup" xmlns:wpi="http://schemas.microsoft.com/office/word/2010/wordprocessingInk" xmlns:wne="http://schemas.microsoft.com/office/word/2006/wordml" xmlns:wps="http://schemas.microsoft.com/office/word/2010/wordprocessingShape" mc:Ignorable="w14 w15 w16se wp14">
   <w:endnote w:type="separator" w:id="-1">
     <w:p>
       <w:pPr>
@@ -7675,7 +8160,7 @@
 </file>
 
 <file path=word/footnotes.xml><?xml version="1.0" encoding="utf-8"?>
-<w:footnotes xmlns:wpc="http://schemas.microsoft.com/office/word/2010/wordprocessingCanvas" xmlns:cx="http://schemas.microsoft.com/office/drawing/2014/chartex" xmlns:cx1="http://schemas.microsoft.com/office/drawing/2015/9/8/chartex" xmlns:cx2="http://schemas.microsoft.com/office/drawing/2015/10/21/chartex" xmlns:cx3="http://schemas.microsoft.com/office/drawing/2016/5/9/chartex" xmlns:cx4="http://schemas.microsoft.com/office/drawing/2016/5/10/chartex" xmlns:cx5="http://schemas.microsoft.com/office/drawing/2016/5/11/chartex" xmlns:cx6="http://schemas.microsoft.com/office/drawing/2016/5/12/chartex" xmlns:cx7="http://schemas.microsoft.com/office/drawing/2016/5/13/chartex" xmlns:cx8="http://schemas.microsoft.com/office/drawing/2016/5/14/chartex" xmlns:mc="http://schemas.openxmlformats.org/markup-compatibility/2006" xmlns:aink="http://schemas.microsoft.com/office/drawing/2016/ink" xmlns:am3d="http://schemas.microsoft.com/office/drawing/2017/model3d" xmlns:o="urn:schemas-microsoft-com:office:office" xmlns:oel="http://schemas.microsoft.com/office/2019/extlst" xmlns:r="http://schemas.openxmlformats.org/officeDocument/2006/relationships" xmlns:m="http://schemas.openxmlformats.org/officeDocument/2006/math" xmlns:v="urn:schemas-microsoft-com:vml" xmlns:wp14="http://schemas.microsoft.com/office/word/2010/wordprocessingDrawing" xmlns:wp="http://schemas.openxmlformats.org/drawingml/2006/wordprocessingDrawing" xmlns:w10="urn:schemas-microsoft-com:office:word" xmlns:w="http://schemas.openxmlformats.org/wordprocessingml/2006/main" xmlns:w14="http://schemas.microsoft.com/office/word/2010/wordml" xmlns:w15="http://schemas.microsoft.com/office/word/2012/wordml" xmlns:w16cex="http://schemas.microsoft.com/office/word/2018/wordml/cex" xmlns:w16cid="http://schemas.microsoft.com/office/word/2016/wordml/cid" xmlns:w16="http://schemas.microsoft.com/office/word/2018/wordml" xmlns:w16du="http://schemas.microsoft.com/office/word/2023/wordml/word16du" xmlns:w16sdtdh="http://schemas.microsoft.com/office/word/2020/wordml/sdtdatahash" xmlns:w16se="http://schemas.microsoft.com/office/word/2015/wordml/symex" xmlns:wpg="http://schemas.microsoft.com/office/word/2010/wordprocessingGroup" xmlns:wpi="http://schemas.microsoft.com/office/word/2010/wordprocessingInk" xmlns:wne="http://schemas.microsoft.com/office/word/2006/wordml" xmlns:wps="http://schemas.microsoft.com/office/word/2010/wordprocessingShape" mc:Ignorable="w14 w15 w16se w16cid w16 w16cex w16sdtdh w16du wp14">
+<w:footnotes xmlns:wpc="http://schemas.microsoft.com/office/word/2010/wordprocessingCanvas" xmlns:cx="http://schemas.microsoft.com/office/drawing/2014/chartex" xmlns:mc="http://schemas.openxmlformats.org/markup-compatibility/2006" xmlns:o="urn:schemas-microsoft-com:office:office" xmlns:r="http://schemas.openxmlformats.org/officeDocument/2006/relationships" xmlns:m="http://schemas.openxmlformats.org/officeDocument/2006/math" xmlns:v="urn:schemas-microsoft-com:vml" xmlns:wp14="http://schemas.microsoft.com/office/word/2010/wordprocessingDrawing" xmlns:wp="http://schemas.openxmlformats.org/drawingml/2006/wordprocessingDrawing" xmlns:w10="urn:schemas-microsoft-com:office:word" xmlns:w="http://schemas.openxmlformats.org/wordprocessingml/2006/main" xmlns:w14="http://schemas.microsoft.com/office/word/2010/wordml" xmlns:w15="http://schemas.microsoft.com/office/word/2012/wordml" xmlns:w16se="http://schemas.microsoft.com/office/word/2015/wordml/symex" xmlns:wpg="http://schemas.microsoft.com/office/word/2010/wordprocessingGroup" xmlns:wpi="http://schemas.microsoft.com/office/word/2010/wordprocessingInk" xmlns:wne="http://schemas.microsoft.com/office/word/2006/wordml" xmlns:wps="http://schemas.microsoft.com/office/word/2010/wordprocessingShape" mc:Ignorable="w14 w15 w16se wp14">
   <w:footnote w:type="separator" w:id="-1">
     <w:p>
       <w:pPr>
@@ -7700,7 +8185,7 @@
 </file>
 
 <file path=word/header1.xml><?xml version="1.0" encoding="utf-8"?>
-<w:hdr xmlns:wpc="http://schemas.microsoft.com/office/word/2010/wordprocessingCanvas" xmlns:cx="http://schemas.microsoft.com/office/drawing/2014/chartex" xmlns:cx1="http://schemas.microsoft.com/office/drawing/2015/9/8/chartex" xmlns:cx2="http://schemas.microsoft.com/office/drawing/2015/10/21/chartex" xmlns:cx3="http://schemas.microsoft.com/office/drawing/2016/5/9/chartex" xmlns:cx4="http://schemas.microsoft.com/office/drawing/2016/5/10/chartex" xmlns:cx5="http://schemas.microsoft.com/office/drawing/2016/5/11/chartex" xmlns:cx6="http://schemas.microsoft.com/office/drawing/2016/5/12/chartex" xmlns:cx7="http://schemas.microsoft.com/office/drawing/2016/5/13/chartex" xmlns:cx8="http://schemas.microsoft.com/office/drawing/2016/5/14/chartex" xmlns:mc="http://schemas.openxmlformats.org/markup-compatibility/2006" xmlns:aink="http://schemas.microsoft.com/office/drawing/2016/ink" xmlns:am3d="http://schemas.microsoft.com/office/drawing/2017/model3d" xmlns:o="urn:schemas-microsoft-com:office:office" xmlns:oel="http://schemas.microsoft.com/office/2019/extlst" xmlns:r="http://schemas.openxmlformats.org/officeDocument/2006/relationships" xmlns:m="http://schemas.openxmlformats.org/officeDocument/2006/math" xmlns:v="urn:schemas-microsoft-com:vml" xmlns:wp14="http://schemas.microsoft.com/office/word/2010/wordprocessingDrawing" xmlns:wp="http://schemas.openxmlformats.org/drawingml/2006/wordprocessingDrawing" xmlns:w10="urn:schemas-microsoft-com:office:word" xmlns:w="http://schemas.openxmlformats.org/wordprocessingml/2006/main" xmlns:w14="http://schemas.microsoft.com/office/word/2010/wordml" xmlns:w15="http://schemas.microsoft.com/office/word/2012/wordml" xmlns:w16cex="http://schemas.microsoft.com/office/word/2018/wordml/cex" xmlns:w16cid="http://schemas.microsoft.com/office/word/2016/wordml/cid" xmlns:w16="http://schemas.microsoft.com/office/word/2018/wordml" xmlns:w16du="http://schemas.microsoft.com/office/word/2023/wordml/word16du" xmlns:w16sdtdh="http://schemas.microsoft.com/office/word/2020/wordml/sdtdatahash" xmlns:w16se="http://schemas.microsoft.com/office/word/2015/wordml/symex" xmlns:wpg="http://schemas.microsoft.com/office/word/2010/wordprocessingGroup" xmlns:wpi="http://schemas.microsoft.com/office/word/2010/wordprocessingInk" xmlns:wne="http://schemas.microsoft.com/office/word/2006/wordml" xmlns:wps="http://schemas.microsoft.com/office/word/2010/wordprocessingShape" mc:Ignorable="w14 w15 w16se w16cid w16 w16cex w16sdtdh w16du wp14">
+<w:hdr xmlns:wpc="http://schemas.microsoft.com/office/word/2010/wordprocessingCanvas" xmlns:cx="http://schemas.microsoft.com/office/drawing/2014/chartex" xmlns:mc="http://schemas.openxmlformats.org/markup-compatibility/2006" xmlns:o="urn:schemas-microsoft-com:office:office" xmlns:r="http://schemas.openxmlformats.org/officeDocument/2006/relationships" xmlns:m="http://schemas.openxmlformats.org/officeDocument/2006/math" xmlns:v="urn:schemas-microsoft-com:vml" xmlns:wp14="http://schemas.microsoft.com/office/word/2010/wordprocessingDrawing" xmlns:wp="http://schemas.openxmlformats.org/drawingml/2006/wordprocessingDrawing" xmlns:w10="urn:schemas-microsoft-com:office:word" xmlns:w="http://schemas.openxmlformats.org/wordprocessingml/2006/main" xmlns:w14="http://schemas.microsoft.com/office/word/2010/wordml" xmlns:w15="http://schemas.microsoft.com/office/word/2012/wordml" xmlns:w16se="http://schemas.microsoft.com/office/word/2015/wordml/symex" xmlns:wpg="http://schemas.microsoft.com/office/word/2010/wordprocessingGroup" xmlns:wpi="http://schemas.microsoft.com/office/word/2010/wordprocessingInk" xmlns:wne="http://schemas.microsoft.com/office/word/2006/wordml" xmlns:wps="http://schemas.microsoft.com/office/word/2010/wordprocessingShape" mc:Ignorable="w14 w15 w16se wp14">
   <w:p>
     <w:pPr>
       <w:pStyle w:val="a6"/>
@@ -7866,7 +8351,23 @@
         <w:rFonts w:ascii="Times New Roman" w:hAnsi="Times New Roman" w:cs="Times New Roman"/>
         <w:sz w:val="36"/>
       </w:rPr>
-      <w:t>УО «БрГТУ» военная кафедра</w:t>
+      <w:t>УО «</w:t>
+    </w:r>
+    <w:proofErr w:type="spellStart"/>
+    <w:r>
+      <w:rPr>
+        <w:rFonts w:ascii="Times New Roman" w:hAnsi="Times New Roman" w:cs="Times New Roman"/>
+        <w:sz w:val="36"/>
+      </w:rPr>
+      <w:t>БрГТУ</w:t>
+    </w:r>
+    <w:proofErr w:type="spellEnd"/>
+    <w:r>
+      <w:rPr>
+        <w:rFonts w:ascii="Times New Roman" w:hAnsi="Times New Roman" w:cs="Times New Roman"/>
+        <w:sz w:val="36"/>
+      </w:rPr>
+      <w:t>» военная кафедра</w:t>
     </w:r>
   </w:p>
   <w:p>
@@ -7879,6 +8380,7 @@
     <w:r>
       <w:rPr>
         <w:noProof/>
+        <w:lang w:eastAsia="ru-RU"/>
       </w:rPr>
       <mc:AlternateContent>
         <mc:Choice Requires="wps">
@@ -7953,7 +8455,7 @@
             </wp:anchor>
           </w:drawing>
         </mc:Choice>
-        <mc:Fallback>
+        <mc:Fallback xmlns:w16sdtdh="http://schemas.microsoft.com/office/word/2020/wordml/sdtdatahash" xmlns:w16du="http://schemas.microsoft.com/office/word/2023/wordml/word16du" xmlns:w16="http://schemas.microsoft.com/office/word/2018/wordml" xmlns:w16cid="http://schemas.microsoft.com/office/word/2016/wordml/cid" xmlns:w16cex="http://schemas.microsoft.com/office/word/2018/wordml/cex" xmlns:oel="http://schemas.microsoft.com/office/2019/extlst" xmlns:am3d="http://schemas.microsoft.com/office/drawing/2017/model3d" xmlns:aink="http://schemas.microsoft.com/office/drawing/2016/ink" xmlns:cx8="http://schemas.microsoft.com/office/drawing/2016/5/14/chartex" xmlns:cx7="http://schemas.microsoft.com/office/drawing/2016/5/13/chartex" xmlns:cx6="http://schemas.microsoft.com/office/drawing/2016/5/12/chartex" xmlns:cx5="http://schemas.microsoft.com/office/drawing/2016/5/11/chartex" xmlns:cx4="http://schemas.microsoft.com/office/drawing/2016/5/10/chartex" xmlns:cx3="http://schemas.microsoft.com/office/drawing/2016/5/9/chartex" xmlns:cx2="http://schemas.microsoft.com/office/drawing/2015/10/21/chartex" xmlns:cx1="http://schemas.microsoft.com/office/drawing/2015/9/8/chartex">
           <w:pict>
             <v:rect w14:anchorId="16F06F87" id="Прямоугольник 1" o:spid="_x0000_s1026" style="position:absolute;margin-left:-13.5pt;margin-top:10.2pt;width:506.4pt;height:728.8pt;z-index:251660288;visibility:visible;mso-wrap-style:square;mso-width-percent:0;mso-height-percent:0;mso-wrap-distance-left:9pt;mso-wrap-distance-top:0;mso-wrap-distance-right:9pt;mso-wrap-distance-bottom:0;mso-position-horizontal:absolute;mso-position-horizontal-relative:margin;mso-position-vertical:absolute;mso-position-vertical-relative:text;mso-width-percent:0;mso-height-percent:0;mso-width-relative:margin;mso-height-relative:margin;v-text-anchor:middle" o:gfxdata="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" filled="f" strokecolor="black [3213]" strokeweight="1pt">
               <v:path arrowok="t"/>
@@ -7968,7 +8470,7 @@
 </file>
 
 <file path=word/numbering.xml><?xml version="1.0" encoding="utf-8"?>
-<w:numbering xmlns:wpc="http://schemas.microsoft.com/office/word/2010/wordprocessingCanvas" xmlns:cx="http://schemas.microsoft.com/office/drawing/2014/chartex" xmlns:cx1="http://schemas.microsoft.com/office/drawing/2015/9/8/chartex" xmlns:cx2="http://schemas.microsoft.com/office/drawing/2015/10/21/chartex" xmlns:cx3="http://schemas.microsoft.com/office/drawing/2016/5/9/chartex" xmlns:cx4="http://schemas.microsoft.com/office/drawing/2016/5/10/chartex" xmlns:cx5="http://schemas.microsoft.com/office/drawing/2016/5/11/chartex" xmlns:cx6="http://schemas.microsoft.com/office/drawing/2016/5/12/chartex" xmlns:cx7="http://schemas.microsoft.com/office/drawing/2016/5/13/chartex" xmlns:cx8="http://schemas.microsoft.com/office/drawing/2016/5/14/chartex" xmlns:mc="http://schemas.openxmlformats.org/markup-compatibility/2006" xmlns:aink="http://schemas.microsoft.com/office/drawing/2016/ink" xmlns:am3d="http://schemas.microsoft.com/office/drawing/2017/model3d" xmlns:o="urn:schemas-microsoft-com:office:office" xmlns:oel="http://schemas.microsoft.com/office/2019/extlst" xmlns:r="http://schemas.openxmlformats.org/officeDocument/2006/relationships" xmlns:m="http://schemas.openxmlformats.org/officeDocument/2006/math" xmlns:v="urn:schemas-microsoft-com:vml" xmlns:wp14="http://schemas.microsoft.com/office/word/2010/wordprocessingDrawing" xmlns:wp="http://schemas.openxmlformats.org/drawingml/2006/wordprocessingDrawing" xmlns:w10="urn:schemas-microsoft-com:office:word" xmlns:w="http://schemas.openxmlformats.org/wordprocessingml/2006/main" xmlns:w14="http://schemas.microsoft.com/office/word/2010/wordml" xmlns:w15="http://schemas.microsoft.com/office/word/2012/wordml" xmlns:w16cex="http://schemas.microsoft.com/office/word/2018/wordml/cex" xmlns:w16cid="http://schemas.microsoft.com/office/word/2016/wordml/cid" xmlns:w16="http://schemas.microsoft.com/office/word/2018/wordml" xmlns:w16du="http://schemas.microsoft.com/office/word/2023/wordml/word16du" xmlns:w16sdtdh="http://schemas.microsoft.com/office/word/2020/wordml/sdtdatahash" xmlns:w16se="http://schemas.microsoft.com/office/word/2015/wordml/symex" xmlns:wpg="http://schemas.microsoft.com/office/word/2010/wordprocessingGroup" xmlns:wpi="http://schemas.microsoft.com/office/word/2010/wordprocessingInk" xmlns:wne="http://schemas.microsoft.com/office/word/2006/wordml" xmlns:wps="http://schemas.microsoft.com/office/word/2010/wordprocessingShape" mc:Ignorable="w14 w15 w16se w16cid w16 w16cex w16sdtdh w16du wp14">
+<w:numbering xmlns:wpc="http://schemas.microsoft.com/office/word/2010/wordprocessingCanvas" xmlns:cx="http://schemas.microsoft.com/office/drawing/2014/chartex" xmlns:mc="http://schemas.openxmlformats.org/markup-compatibility/2006" xmlns:o="urn:schemas-microsoft-com:office:office" xmlns:r="http://schemas.openxmlformats.org/officeDocument/2006/relationships" xmlns:m="http://schemas.openxmlformats.org/officeDocument/2006/math" xmlns:v="urn:schemas-microsoft-com:vml" xmlns:wp14="http://schemas.microsoft.com/office/word/2010/wordprocessingDrawing" xmlns:wp="http://schemas.openxmlformats.org/drawingml/2006/wordprocessingDrawing" xmlns:w10="urn:schemas-microsoft-com:office:word" xmlns:w="http://schemas.openxmlformats.org/wordprocessingml/2006/main" xmlns:w14="http://schemas.microsoft.com/office/word/2010/wordml" xmlns:w15="http://schemas.microsoft.com/office/word/2012/wordml" xmlns:w16se="http://schemas.microsoft.com/office/word/2015/wordml/symex" xmlns:wpg="http://schemas.microsoft.com/office/word/2010/wordprocessingGroup" xmlns:wpi="http://schemas.microsoft.com/office/word/2010/wordprocessingInk" xmlns:wne="http://schemas.microsoft.com/office/word/2006/wordml" xmlns:wps="http://schemas.microsoft.com/office/word/2010/wordprocessingShape" mc:Ignorable="w14 w15 w16se wp14">
   <w:abstractNum w:abstractNumId="0" w15:restartNumberingAfterBreak="0">
     <w:nsid w:val="045D1D6B"/>
     <w:multiLevelType w:val="hybridMultilevel"/>
@@ -8284,20 +8786,20 @@
       </w:rPr>
     </w:lvl>
   </w:abstractNum>
-  <w:num w:numId="1" w16cid:durableId="979461027">
+  <w:num w:numId="1">
     <w:abstractNumId w:val="0"/>
   </w:num>
-  <w:num w:numId="2" w16cid:durableId="322204211">
+  <w:num w:numId="2">
     <w:abstractNumId w:val="1"/>
   </w:num>
-  <w:num w:numId="3" w16cid:durableId="319239302">
+  <w:num w:numId="3">
     <w:abstractNumId w:val="2"/>
   </w:num>
 </w:numbering>
 </file>
 
 <file path=word/styles.xml><?xml version="1.0" encoding="utf-8"?>
-<w:styles xmlns:mc="http://schemas.openxmlformats.org/markup-compatibility/2006" xmlns:r="http://schemas.openxmlformats.org/officeDocument/2006/relationships" xmlns:w="http://schemas.openxmlformats.org/wordprocessingml/2006/main" xmlns:w14="http://schemas.microsoft.com/office/word/2010/wordml" xmlns:w15="http://schemas.microsoft.com/office/word/2012/wordml" xmlns:w16cex="http://schemas.microsoft.com/office/word/2018/wordml/cex" xmlns:w16cid="http://schemas.microsoft.com/office/word/2016/wordml/cid" xmlns:w16="http://schemas.microsoft.com/office/word/2018/wordml" xmlns:w16du="http://schemas.microsoft.com/office/word/2023/wordml/word16du" xmlns:w16sdtdh="http://schemas.microsoft.com/office/word/2020/wordml/sdtdatahash" xmlns:w16se="http://schemas.microsoft.com/office/word/2015/wordml/symex" mc:Ignorable="w14 w15 w16se w16cid w16 w16cex w16sdtdh w16du">
+<w:styles xmlns:mc="http://schemas.openxmlformats.org/markup-compatibility/2006" xmlns:r="http://schemas.openxmlformats.org/officeDocument/2006/relationships" xmlns:w="http://schemas.openxmlformats.org/wordprocessingml/2006/main" xmlns:w14="http://schemas.microsoft.com/office/word/2010/wordml" xmlns:w15="http://schemas.microsoft.com/office/word/2012/wordml" xmlns:w16se="http://schemas.microsoft.com/office/word/2015/wordml/symex" mc:Ignorable="w14 w15 w16se">
   <w:docDefaults>
     <w:rPrDefault>
       <w:rPr>
@@ -8313,7 +8815,7 @@
       </w:pPr>
     </w:pPrDefault>
   </w:docDefaults>
-  <w:latentStyles w:defLockedState="0" w:defUIPriority="99" w:defSemiHidden="0" w:defUnhideWhenUsed="0" w:defQFormat="0" w:count="376">
+  <w:latentStyles w:defLockedState="0" w:defUIPriority="99" w:defSemiHidden="0" w:defUnhideWhenUsed="0" w:defQFormat="0" w:count="371">
     <w:lsdException w:name="Normal" w:uiPriority="0" w:qFormat="1"/>
     <w:lsdException w:name="heading 1" w:uiPriority="9" w:qFormat="1"/>
     <w:lsdException w:name="heading 2" w:semiHidden="1" w:uiPriority="9" w:unhideWhenUsed="1" w:qFormat="1"/>
@@ -8685,11 +9187,6 @@
     <w:lsdException w:name="List Table 5 Dark Accent 6" w:uiPriority="50"/>
     <w:lsdException w:name="List Table 6 Colorful Accent 6" w:uiPriority="51"/>
     <w:lsdException w:name="List Table 7 Colorful Accent 6" w:uiPriority="52"/>
-    <w:lsdException w:name="Mention" w:semiHidden="1" w:unhideWhenUsed="1"/>
-    <w:lsdException w:name="Smart Hyperlink" w:semiHidden="1" w:unhideWhenUsed="1"/>
-    <w:lsdException w:name="Hashtag" w:semiHidden="1" w:unhideWhenUsed="1"/>
-    <w:lsdException w:name="Unresolved Mention" w:semiHidden="1" w:unhideWhenUsed="1"/>
-    <w:lsdException w:name="Smart Link" w:semiHidden="1" w:unhideWhenUsed="1"/>
   </w:latentStyles>
   <w:style w:type="paragraph" w:default="1" w:styleId="a">
     <w:name w:val="Normal"/>
@@ -8880,7 +9377,7 @@
       <w:lang w:eastAsia="ru-RU"/>
     </w:rPr>
   </w:style>
-  <w:style w:type="character" w:styleId="ab">
+  <w:style w:type="character" w:customStyle="1" w:styleId="UnresolvedMention">
     <w:name w:val="Unresolved Mention"/>
     <w:basedOn w:val="a0"/>
     <w:uiPriority w:val="99"/>
@@ -9222,7 +9719,7 @@
 </file>
 
 <file path=customXml/itemProps1.xml><?xml version="1.0" encoding="utf-8"?>
-<ds:datastoreItem xmlns:ds="http://schemas.openxmlformats.org/officeDocument/2006/customXml" ds:itemID="{6B52D041-419C-4244-B033-38EA171F4AB0}">
+<ds:datastoreItem xmlns:ds="http://schemas.openxmlformats.org/officeDocument/2006/customXml" ds:itemID="{9D9AFDCA-14C1-4C53-AB8C-83E6CDB6AA20}">
   <ds:schemaRefs>
     <ds:schemaRef ds:uri="http://schemas.openxmlformats.org/officeDocument/2006/bibliography"/>
   </ds:schemaRefs>

--- a/Азербайжан.docx
+++ b/Азербайжан.docx
@@ -24,7 +24,27 @@
           <w:sz w:val="28"/>
           <w:szCs w:val="28"/>
         </w:rPr>
-        <w:t xml:space="preserve">9 мм </w:t>
+        <w:t>9</w:t>
+      </w:r>
+      <w:r>
+        <w:rPr>
+          <w:rFonts w:ascii="Times New Roman" w:hAnsi="Times New Roman" w:cs="Times New Roman"/>
+          <w:b/>
+          <w:bCs/>
+          <w:sz w:val="28"/>
+          <w:szCs w:val="28"/>
+        </w:rPr>
+        <w:t>-</w:t>
+      </w:r>
+      <w:r>
+        <w:rPr>
+          <w:rFonts w:ascii="Times New Roman" w:hAnsi="Times New Roman" w:cs="Times New Roman"/>
+          <w:b/>
+          <w:bCs/>
+          <w:sz w:val="28"/>
+          <w:szCs w:val="28"/>
+        </w:rPr>
+        <w:t xml:space="preserve">мм </w:t>
       </w:r>
       <w:r>
         <w:rPr>
@@ -77,9 +97,9 @@
           <w:lang w:eastAsia="ru-RU"/>
         </w:rPr>
         <w:drawing>
-          <wp:inline distT="0" distB="0" distL="0" distR="0" wp14:anchorId="6321883F" wp14:editId="51BA1D47">
-            <wp:extent cx="3810000" cy="2755900"/>
-            <wp:effectExtent l="0" t="0" r="0" b="0"/>
+          <wp:inline distT="0" distB="0" distL="0" distR="0" wp14:anchorId="6321883F" wp14:editId="2F0AA2F3">
+            <wp:extent cx="4386781" cy="3173105"/>
+            <wp:effectExtent l="0" t="0" r="0" b="8255"/>
             <wp:docPr id="243811002" name="Рисунок 1"/>
             <wp:cNvGraphicFramePr>
               <a:graphicFrameLocks xmlns:a="http://schemas.openxmlformats.org/drawingml/2006/main" noChangeAspect="1"/>
@@ -107,7 +127,7 @@
                   <pic:spPr bwMode="auto">
                     <a:xfrm>
                       <a:off x="0" y="0"/>
-                      <a:ext cx="3810000" cy="2755900"/>
+                      <a:ext cx="4411521" cy="3191000"/>
                     </a:xfrm>
                     <a:prstGeom prst="rect">
                       <a:avLst/>
@@ -1198,46 +1218,21 @@
         <w:jc w:val="center"/>
         <w:rPr>
           <w:rFonts w:ascii="Times New Roman" w:hAnsi="Times New Roman" w:cs="Times New Roman"/>
-          <w:bCs/>
-          <w:i/>
-          <w:sz w:val="24"/>
-          <w:szCs w:val="28"/>
-          <w:lang w:val="be-BY"/>
+          <w:b/>
+          <w:bCs/>
+          <w:sz w:val="28"/>
+          <w:szCs w:val="28"/>
+          <w:lang w:val="en-US"/>
         </w:rPr>
       </w:pPr>
-    </w:p>
-    <w:p>
-      <w:pPr>
-        <w:jc w:val="center"/>
-        <w:rPr>
-          <w:rFonts w:ascii="Times New Roman" w:hAnsi="Times New Roman" w:cs="Times New Roman"/>
-          <w:bCs/>
-          <w:i/>
-          <w:sz w:val="24"/>
+      <w:r>
+        <w:rPr>
+          <w:rFonts w:ascii="Times New Roman" w:hAnsi="Times New Roman" w:cs="Times New Roman"/>
+          <w:b/>
+          <w:bCs/>
+          <w:sz w:val="28"/>
           <w:szCs w:val="28"/>
           <w:lang w:val="en-US"/>
-        </w:rPr>
-      </w:pPr>
-    </w:p>
-    <w:p>
-      <w:pPr>
-        <w:jc w:val="center"/>
-        <w:rPr>
-          <w:rFonts w:ascii="Times New Roman" w:hAnsi="Times New Roman" w:cs="Times New Roman"/>
-          <w:b/>
-          <w:bCs/>
-          <w:sz w:val="28"/>
-          <w:szCs w:val="28"/>
-          <w:lang w:val="en-US"/>
-        </w:rPr>
-      </w:pPr>
-      <w:r>
-        <w:rPr>
-          <w:rFonts w:ascii="Times New Roman" w:hAnsi="Times New Roman" w:cs="Times New Roman"/>
-          <w:b/>
-          <w:bCs/>
-          <w:sz w:val="28"/>
-          <w:szCs w:val="28"/>
         </w:rPr>
         <w:lastRenderedPageBreak/>
         <w:t>5,</w:t>
@@ -1260,8 +1255,9 @@
           <w:bCs/>
           <w:sz w:val="28"/>
           <w:szCs w:val="28"/>
-        </w:rPr>
-        <w:t xml:space="preserve"> мм А</w:t>
+          <w:lang w:val="en-US"/>
+        </w:rPr>
+        <w:t>-</w:t>
       </w:r>
       <w:r>
         <w:rPr>
@@ -1271,7 +1267,49 @@
           <w:sz w:val="28"/>
           <w:szCs w:val="28"/>
         </w:rPr>
-        <w:t xml:space="preserve">втомат </w:t>
+        <w:t>мм</w:t>
+      </w:r>
+      <w:r>
+        <w:rPr>
+          <w:rFonts w:ascii="Times New Roman" w:hAnsi="Times New Roman" w:cs="Times New Roman"/>
+          <w:b/>
+          <w:bCs/>
+          <w:sz w:val="28"/>
+          <w:szCs w:val="28"/>
+          <w:lang w:val="en-US"/>
+        </w:rPr>
+        <w:t xml:space="preserve"> </w:t>
+      </w:r>
+      <w:r>
+        <w:rPr>
+          <w:rFonts w:ascii="Times New Roman" w:hAnsi="Times New Roman" w:cs="Times New Roman"/>
+          <w:b/>
+          <w:bCs/>
+          <w:sz w:val="28"/>
+          <w:szCs w:val="28"/>
+        </w:rPr>
+        <w:t>А</w:t>
+      </w:r>
+      <w:r>
+        <w:rPr>
+          <w:rFonts w:ascii="Times New Roman" w:hAnsi="Times New Roman" w:cs="Times New Roman"/>
+          <w:b/>
+          <w:bCs/>
+          <w:sz w:val="28"/>
+          <w:szCs w:val="28"/>
+        </w:rPr>
+        <w:t>втомат</w:t>
+      </w:r>
+      <w:r>
+        <w:rPr>
+          <w:rFonts w:ascii="Times New Roman" w:hAnsi="Times New Roman" w:cs="Times New Roman"/>
+          <w:b/>
+          <w:bCs/>
+          <w:sz w:val="28"/>
+          <w:szCs w:val="28"/>
+          <w:lang w:val="en-US"/>
+        </w:rPr>
+        <w:t xml:space="preserve"> </w:t>
       </w:r>
       <w:r>
         <w:rPr>
@@ -1310,6 +1348,7 @@
           <w:bCs/>
           <w:sz w:val="28"/>
           <w:szCs w:val="28"/>
+          <w:lang w:val="en-US"/>
         </w:rPr>
       </w:pPr>
       <w:r>
@@ -1318,10 +1357,10 @@
           <w:lang w:eastAsia="ru-RU"/>
         </w:rPr>
         <w:drawing>
-          <wp:inline distT="0" distB="0" distL="0" distR="0" wp14:anchorId="022117A0" wp14:editId="60E27461">
-            <wp:extent cx="6115050" cy="2000250"/>
+          <wp:inline distT="0" distB="0" distL="0" distR="0" wp14:anchorId="0FE6B3E9" wp14:editId="549739B3">
+            <wp:extent cx="6118739" cy="2217278"/>
             <wp:effectExtent l="0" t="0" r="0" b="0"/>
-            <wp:docPr id="828143208" name="Рисунок 1"/>
+            <wp:docPr id="1" name="Рисунок 1" descr="undefined"/>
             <wp:cNvGraphicFramePr>
               <a:graphicFrameLocks xmlns:a="http://schemas.openxmlformats.org/drawingml/2006/main" noChangeAspect="1"/>
             </wp:cNvGraphicFramePr>
@@ -1329,7 +1368,7 @@
               <a:graphicData uri="http://schemas.openxmlformats.org/drawingml/2006/picture">
                 <pic:pic xmlns:pic="http://schemas.openxmlformats.org/drawingml/2006/picture">
                   <pic:nvPicPr>
-                    <pic:cNvPr id="0" name="Picture 1"/>
+                    <pic:cNvPr id="0" name="Picture 1" descr="undefined"/>
                     <pic:cNvPicPr>
                       <a:picLocks noChangeAspect="1" noChangeArrowheads="1"/>
                     </pic:cNvPicPr>
@@ -1337,51 +1376,18 @@
                   <pic:blipFill rotWithShape="1">
                     <a:blip r:embed="rId9">
                       <a:extLst>
-                        <a:ext uri="{BEBA8EAE-BF5A-486C-A8C5-ECC9F3942E4B}">
-                          <a14:imgProps xmlns:a14="http://schemas.microsoft.com/office/drawing/2010/main">
-                            <a14:imgLayer r:embed="rId10">
-                              <a14:imgEffect>
-                                <a14:backgroundRemoval t="49318" b="93864" l="2273" r="98182">
-                                  <a14:foregroundMark x1="10411" y1="56943" x2="2424" y2="60455"/>
-                                  <a14:foregroundMark x1="2424" y1="60455" x2="9091" y2="66364"/>
-                                  <a14:foregroundMark x1="53030" y1="93864" x2="53030" y2="93864"/>
-                                  <a14:foregroundMark x1="90000" y1="61136" x2="98333" y2="61591"/>
-                                  <a14:foregroundMark x1="31970" y1="53636" x2="32121" y2="49318"/>
-                                  <a14:backgroundMark x1="32273" y1="74318" x2="38788" y2="75682"/>
-                                  <a14:backgroundMark x1="39848" y1="74545" x2="40758" y2="77955"/>
-                                  <a14:backgroundMark x1="41212" y1="79773" x2="41515" y2="75682"/>
-                                  <a14:backgroundMark x1="40909" y1="73636" x2="40909" y2="74773"/>
-                                  <a14:backgroundMark x1="43485" y1="82500" x2="43333" y2="81364"/>
-                                  <a14:backgroundMark x1="43333" y1="84091" x2="42879" y2="82955"/>
-                                  <a14:backgroundMark x1="34091" y1="80455" x2="31818" y2="75682"/>
-                                  <a14:backgroundMark x1="31970" y1="74545" x2="31818" y2="73636"/>
-                                  <a14:backgroundMark x1="31515" y1="73409" x2="31515" y2="72500"/>
-                                  <a14:backgroundMark x1="9394" y1="62727" x2="9394" y2="62727"/>
-                                  <a14:backgroundMark x1="11364" y1="62045" x2="11364" y2="62045"/>
-                                  <a14:backgroundMark x1="12121" y1="51136" x2="12121" y2="51136"/>
-                                  <a14:backgroundMark x1="12879" y1="52727" x2="11364" y2="51818"/>
-                                  <a14:backgroundMark x1="14697" y1="52727" x2="14242" y2="52727"/>
-                                  <a14:backgroundMark x1="9697" y1="52955" x2="8485" y2="52727"/>
-                                  <a14:backgroundMark x1="8485" y1="52273" x2="8485" y2="52273"/>
-                                  <a14:backgroundMark x1="54545" y1="51818" x2="54545" y2="51818"/>
-                                  <a14:backgroundMark x1="55303" y1="52727" x2="52273" y2="52273"/>
-                                </a14:backgroundRemoval>
-                              </a14:imgEffect>
-                            </a14:imgLayer>
-                          </a14:imgProps>
-                        </a:ext>
                         <a:ext uri="{28A0092B-C50C-407E-A947-70E740481C1C}">
                           <a14:useLocalDpi xmlns:a14="http://schemas.microsoft.com/office/drawing/2010/main" val="0"/>
                         </a:ext>
                       </a:extLst>
                     </a:blip>
-                    <a:srcRect t="48131" b="2804"/>
+                    <a:srcRect t="2026" b="3911"/>
                     <a:stretch/>
                   </pic:blipFill>
                   <pic:spPr bwMode="auto">
                     <a:xfrm>
                       <a:off x="0" y="0"/>
-                      <a:ext cx="6115050" cy="2000250"/>
+                      <a:ext cx="6120130" cy="2217782"/>
                     </a:xfrm>
                     <a:prstGeom prst="rect">
                       <a:avLst/>
@@ -1412,6 +1418,7 @@
           <w:iCs/>
           <w:sz w:val="24"/>
           <w:szCs w:val="24"/>
+          <w:lang w:val="en-US"/>
         </w:rPr>
       </w:pPr>
       <w:r>
@@ -1422,7 +1429,7 @@
           <w:sz w:val="24"/>
           <w:szCs w:val="24"/>
         </w:rPr>
-        <w:t xml:space="preserve">Рисунок 1 </w:t>
+        <w:t>Рисунок</w:t>
       </w:r>
       <w:r>
         <w:rPr>
@@ -1431,8 +1438,9 @@
           <w:iCs/>
           <w:sz w:val="24"/>
           <w:szCs w:val="24"/>
-        </w:rPr>
-        <w:t>–</w:t>
+          <w:lang w:val="en-US"/>
+        </w:rPr>
+        <w:t xml:space="preserve"> 1 – </w:t>
       </w:r>
       <w:r>
         <w:rPr>
@@ -1441,9 +1449,11 @@
           <w:iCs/>
           <w:sz w:val="24"/>
           <w:szCs w:val="24"/>
-        </w:rPr>
-        <w:t xml:space="preserve"> </w:t>
-      </w:r>
+          <w:lang w:val="en-US"/>
+        </w:rPr>
+        <w:t xml:space="preserve">AR-15 </w:t>
+      </w:r>
+      <w:proofErr w:type="spellStart"/>
       <w:r>
         <w:rPr>
           <w:rFonts w:ascii="Times New Roman" w:hAnsi="Times New Roman" w:cs="Times New Roman"/>
@@ -1451,10 +1461,11 @@
           <w:iCs/>
           <w:sz w:val="24"/>
           <w:szCs w:val="24"/>
-        </w:rPr>
-        <w:t xml:space="preserve">AR-15 </w:t>
-      </w:r>
-      <w:proofErr w:type="spellStart"/>
+          <w:lang w:val="en-US"/>
+        </w:rPr>
+        <w:t>Aztex</w:t>
+      </w:r>
+      <w:proofErr w:type="spellEnd"/>
       <w:r>
         <w:rPr>
           <w:rFonts w:ascii="Times New Roman" w:hAnsi="Times New Roman" w:cs="Times New Roman"/>
@@ -1462,10 +1473,10 @@
           <w:iCs/>
           <w:sz w:val="24"/>
           <w:szCs w:val="24"/>
-        </w:rPr>
-        <w:t>Aztex</w:t>
-      </w:r>
-      <w:proofErr w:type="spellEnd"/>
+          <w:lang w:val="en-US"/>
+        </w:rPr>
+        <w:t xml:space="preserve"> </w:t>
+      </w:r>
       <w:r>
         <w:rPr>
           <w:rFonts w:ascii="Times New Roman" w:hAnsi="Times New Roman" w:cs="Times New Roman"/>
@@ -1474,7 +1485,28 @@
           <w:sz w:val="24"/>
           <w:szCs w:val="24"/>
         </w:rPr>
-        <w:t xml:space="preserve"> вид слева</w:t>
+        <w:t>вид</w:t>
+      </w:r>
+      <w:r>
+        <w:rPr>
+          <w:rFonts w:ascii="Times New Roman" w:hAnsi="Times New Roman" w:cs="Times New Roman"/>
+          <w:i/>
+          <w:iCs/>
+          <w:sz w:val="24"/>
+          <w:szCs w:val="24"/>
+          <w:lang w:val="en-US"/>
+        </w:rPr>
+        <w:t xml:space="preserve"> </w:t>
+      </w:r>
+      <w:r>
+        <w:rPr>
+          <w:rFonts w:ascii="Times New Roman" w:hAnsi="Times New Roman" w:cs="Times New Roman"/>
+          <w:i/>
+          <w:iCs/>
+          <w:sz w:val="24"/>
+          <w:szCs w:val="24"/>
+        </w:rPr>
+        <w:t>справа</w:t>
       </w:r>
     </w:p>
     <w:p>
@@ -1492,6 +1524,7 @@
           <w:rFonts w:ascii="Times New Roman" w:hAnsi="Times New Roman" w:cs="Times New Roman"/>
           <w:sz w:val="28"/>
           <w:szCs w:val="28"/>
+          <w:lang w:val="en-US"/>
         </w:rPr>
         <w:tab/>
       </w:r>
@@ -2610,15 +2643,6 @@
     </w:tbl>
     <w:p>
       <w:pPr>
-        <w:rPr>
-          <w:rFonts w:ascii="Times New Roman" w:hAnsi="Times New Roman" w:cs="Times New Roman"/>
-          <w:sz w:val="28"/>
-          <w:szCs w:val="28"/>
-        </w:rPr>
-      </w:pPr>
-    </w:p>
-    <w:p>
-      <w:pPr>
         <w:jc w:val="center"/>
         <w:rPr>
           <w:rFonts w:ascii="Times New Roman" w:hAnsi="Times New Roman" w:cs="Times New Roman"/>
@@ -2708,8 +2732,8 @@
           <w:lang w:eastAsia="ru-RU"/>
         </w:rPr>
         <w:drawing>
-          <wp:inline distT="0" distB="0" distL="0" distR="0" wp14:anchorId="7F22AE0B" wp14:editId="234D44E1">
-            <wp:extent cx="5513318" cy="2050472"/>
+          <wp:inline distT="0" distB="0" distL="0" distR="0" wp14:anchorId="7F22AE0B" wp14:editId="6536E2C8">
+            <wp:extent cx="6053155" cy="2346941"/>
             <wp:effectExtent l="0" t="0" r="0" b="0"/>
             <wp:docPr id="1313105257" name="Рисунок 6"/>
             <wp:cNvGraphicFramePr>
@@ -2725,20 +2749,20 @@
                     </pic:cNvPicPr>
                   </pic:nvPicPr>
                   <pic:blipFill rotWithShape="1">
-                    <a:blip r:embed="rId11">
+                    <a:blip r:embed="rId10">
                       <a:extLst>
                         <a:ext uri="{28A0092B-C50C-407E-A947-70E740481C1C}">
                           <a14:useLocalDpi xmlns:a14="http://schemas.microsoft.com/office/drawing/2010/main" val="0"/>
                         </a:ext>
                       </a:extLst>
                     </a:blip>
-                    <a:srcRect t="36897" r="9752" b="3418"/>
+                    <a:srcRect t="35449" r="9752" b="2328"/>
                     <a:stretch/>
                   </pic:blipFill>
                   <pic:spPr bwMode="auto">
                     <a:xfrm>
                       <a:off x="0" y="0"/>
-                      <a:ext cx="5514109" cy="2050766"/>
+                      <a:ext cx="6076495" cy="2355990"/>
                     </a:xfrm>
                     <a:prstGeom prst="rect">
                       <a:avLst/>
@@ -2819,6 +2843,111 @@
     </w:p>
     <w:p>
       <w:pPr>
+        <w:jc w:val="center"/>
+        <w:rPr>
+          <w:rFonts w:ascii="Times New Roman" w:hAnsi="Times New Roman" w:cs="Times New Roman"/>
+          <w:i/>
+          <w:iCs/>
+          <w:sz w:val="24"/>
+          <w:szCs w:val="24"/>
+        </w:rPr>
+      </w:pPr>
+      <w:r>
+        <w:rPr>
+          <w:rFonts w:ascii="Times New Roman" w:hAnsi="Times New Roman" w:cs="Times New Roman"/>
+          <w:i/>
+          <w:iCs/>
+          <w:noProof/>
+          <w:sz w:val="24"/>
+          <w:szCs w:val="24"/>
+          <w:lang w:eastAsia="ru-RU"/>
+        </w:rPr>
+        <w:drawing>
+          <wp:inline distT="0" distB="0" distL="0" distR="0" wp14:anchorId="69BCF04D" wp14:editId="3CD61C29">
+            <wp:extent cx="5626503" cy="2320119"/>
+            <wp:effectExtent l="0" t="0" r="0" b="0"/>
+            <wp:docPr id="2" name="Рисунок 2"/>
+            <wp:cNvGraphicFramePr>
+              <a:graphicFrameLocks xmlns:a="http://schemas.openxmlformats.org/drawingml/2006/main" noChangeAspect="1"/>
+            </wp:cNvGraphicFramePr>
+            <a:graphic xmlns:a="http://schemas.openxmlformats.org/drawingml/2006/main">
+              <a:graphicData uri="http://schemas.openxmlformats.org/drawingml/2006/picture">
+                <pic:pic xmlns:pic="http://schemas.openxmlformats.org/drawingml/2006/picture">
+                  <pic:nvPicPr>
+                    <pic:cNvPr id="2" name="i.png"/>
+                    <pic:cNvPicPr/>
+                  </pic:nvPicPr>
+                  <pic:blipFill rotWithShape="1">
+                    <a:blip r:embed="rId11">
+                      <a:extLst>
+                        <a:ext uri="{28A0092B-C50C-407E-A947-70E740481C1C}">
+                          <a14:useLocalDpi xmlns:a14="http://schemas.microsoft.com/office/drawing/2010/main" val="0"/>
+                        </a:ext>
+                      </a:extLst>
+                    </a:blip>
+                    <a:srcRect l="10275" t="43467" r="14461" b="1440"/>
+                    <a:stretch/>
+                  </pic:blipFill>
+                  <pic:spPr bwMode="auto">
+                    <a:xfrm>
+                      <a:off x="0" y="0"/>
+                      <a:ext cx="5685630" cy="2344500"/>
+                    </a:xfrm>
+                    <a:prstGeom prst="rect">
+                      <a:avLst/>
+                    </a:prstGeom>
+                    <a:ln>
+                      <a:noFill/>
+                    </a:ln>
+                    <a:extLst>
+                      <a:ext uri="{53640926-AAD7-44D8-BBD7-CCE9431645EC}">
+                        <a14:shadowObscured xmlns:a14="http://schemas.microsoft.com/office/drawing/2010/main"/>
+                      </a:ext>
+                    </a:extLst>
+                  </pic:spPr>
+                </pic:pic>
+              </a:graphicData>
+            </a:graphic>
+          </wp:inline>
+        </w:drawing>
+      </w:r>
+    </w:p>
+    <w:p>
+      <w:pPr>
+        <w:jc w:val="center"/>
+        <w:rPr>
+          <w:rFonts w:ascii="Times New Roman" w:hAnsi="Times New Roman" w:cs="Times New Roman"/>
+          <w:i/>
+          <w:iCs/>
+          <w:sz w:val="24"/>
+          <w:szCs w:val="24"/>
+        </w:rPr>
+      </w:pPr>
+      <w:r>
+        <w:rPr>
+          <w:rFonts w:ascii="Times New Roman" w:hAnsi="Times New Roman" w:cs="Times New Roman"/>
+          <w:i/>
+          <w:iCs/>
+          <w:sz w:val="24"/>
+          <w:szCs w:val="24"/>
+        </w:rPr>
+        <w:t xml:space="preserve">Рисунок 2 – </w:t>
+      </w:r>
+      <w:proofErr w:type="spellStart"/>
+      <w:r>
+        <w:rPr>
+          <w:rFonts w:ascii="Times New Roman" w:hAnsi="Times New Roman" w:cs="Times New Roman"/>
+          <w:i/>
+          <w:iCs/>
+          <w:sz w:val="24"/>
+          <w:szCs w:val="24"/>
+        </w:rPr>
+        <w:t>Yalguzag</w:t>
+      </w:r>
+      <w:proofErr w:type="spellEnd"/>
+    </w:p>
+    <w:p>
+      <w:pPr>
         <w:jc w:val="both"/>
         <w:rPr>
           <w:rFonts w:ascii="Times New Roman" w:hAnsi="Times New Roman" w:cs="Times New Roman"/>
@@ -3459,96 +3588,6 @@
     </w:tbl>
     <w:p>
       <w:pPr>
-        <w:rPr>
-          <w:rFonts w:ascii="Times New Roman" w:hAnsi="Times New Roman" w:cs="Times New Roman"/>
-          <w:sz w:val="28"/>
-          <w:szCs w:val="28"/>
-        </w:rPr>
-      </w:pPr>
-    </w:p>
-    <w:p>
-      <w:pPr>
-        <w:rPr>
-          <w:rFonts w:ascii="Times New Roman" w:hAnsi="Times New Roman" w:cs="Times New Roman"/>
-          <w:sz w:val="28"/>
-          <w:szCs w:val="28"/>
-        </w:rPr>
-      </w:pPr>
-    </w:p>
-    <w:p>
-      <w:pPr>
-        <w:rPr>
-          <w:rFonts w:ascii="Times New Roman" w:hAnsi="Times New Roman" w:cs="Times New Roman"/>
-          <w:sz w:val="28"/>
-          <w:szCs w:val="28"/>
-        </w:rPr>
-      </w:pPr>
-    </w:p>
-    <w:p>
-      <w:pPr>
-        <w:rPr>
-          <w:rFonts w:ascii="Times New Roman" w:hAnsi="Times New Roman" w:cs="Times New Roman"/>
-          <w:sz w:val="28"/>
-          <w:szCs w:val="28"/>
-        </w:rPr>
-      </w:pPr>
-    </w:p>
-    <w:p>
-      <w:pPr>
-        <w:rPr>
-          <w:rFonts w:ascii="Times New Roman" w:hAnsi="Times New Roman" w:cs="Times New Roman"/>
-          <w:sz w:val="28"/>
-          <w:szCs w:val="28"/>
-        </w:rPr>
-      </w:pPr>
-    </w:p>
-    <w:p>
-      <w:pPr>
-        <w:rPr>
-          <w:rFonts w:ascii="Times New Roman" w:hAnsi="Times New Roman" w:cs="Times New Roman"/>
-          <w:sz w:val="28"/>
-          <w:szCs w:val="28"/>
-        </w:rPr>
-      </w:pPr>
-    </w:p>
-    <w:p>
-      <w:pPr>
-        <w:rPr>
-          <w:rFonts w:ascii="Times New Roman" w:hAnsi="Times New Roman" w:cs="Times New Roman"/>
-          <w:sz w:val="28"/>
-          <w:szCs w:val="28"/>
-        </w:rPr>
-      </w:pPr>
-    </w:p>
-    <w:p>
-      <w:pPr>
-        <w:rPr>
-          <w:rFonts w:ascii="Times New Roman" w:hAnsi="Times New Roman" w:cs="Times New Roman"/>
-          <w:sz w:val="28"/>
-          <w:szCs w:val="28"/>
-        </w:rPr>
-      </w:pPr>
-    </w:p>
-    <w:p>
-      <w:pPr>
-        <w:rPr>
-          <w:rFonts w:ascii="Times New Roman" w:hAnsi="Times New Roman" w:cs="Times New Roman"/>
-          <w:sz w:val="28"/>
-          <w:szCs w:val="28"/>
-        </w:rPr>
-      </w:pPr>
-    </w:p>
-    <w:p>
-      <w:pPr>
-        <w:rPr>
-          <w:rFonts w:ascii="Times New Roman" w:hAnsi="Times New Roman" w:cs="Times New Roman"/>
-          <w:sz w:val="28"/>
-          <w:szCs w:val="28"/>
-        </w:rPr>
-      </w:pPr>
-    </w:p>
-    <w:p>
-      <w:pPr>
         <w:jc w:val="center"/>
         <w:rPr>
           <w:rFonts w:ascii="Times New Roman" w:hAnsi="Times New Roman" w:cs="Times New Roman"/>
@@ -3625,8 +3664,8 @@
           <w:lang w:eastAsia="ru-RU"/>
         </w:rPr>
         <w:drawing>
-          <wp:inline distT="0" distB="0" distL="0" distR="0" wp14:anchorId="18602C16" wp14:editId="51CD58B5">
-            <wp:extent cx="5008418" cy="3296771"/>
+          <wp:inline distT="0" distB="0" distL="0" distR="0" wp14:anchorId="18602C16" wp14:editId="4E741218">
+            <wp:extent cx="3725838" cy="2158043"/>
             <wp:effectExtent l="0" t="0" r="0" b="0"/>
             <wp:docPr id="917019635" name="Рисунок 4"/>
             <wp:cNvGraphicFramePr>
@@ -3641,7 +3680,7 @@
                       <a:picLocks noChangeAspect="1" noChangeArrowheads="1"/>
                     </pic:cNvPicPr>
                   </pic:nvPicPr>
-                  <pic:blipFill>
+                  <pic:blipFill rotWithShape="1">
                     <a:blip r:embed="rId12">
                       <a:extLst>
                         <a:ext uri="{28A0092B-C50C-407E-A947-70E740481C1C}">
@@ -3649,15 +3688,13 @@
                         </a:ext>
                       </a:extLst>
                     </a:blip>
-                    <a:srcRect/>
-                    <a:stretch>
-                      <a:fillRect/>
-                    </a:stretch>
+                    <a:srcRect t="12007"/>
+                    <a:stretch/>
                   </pic:blipFill>
                   <pic:spPr bwMode="auto">
                     <a:xfrm>
                       <a:off x="0" y="0"/>
-                      <a:ext cx="5040953" cy="3318187"/>
+                      <a:ext cx="3772909" cy="2185307"/>
                     </a:xfrm>
                     <a:prstGeom prst="rect">
                       <a:avLst/>
@@ -3666,6 +3703,11 @@
                     <a:ln>
                       <a:noFill/>
                     </a:ln>
+                    <a:extLst>
+                      <a:ext uri="{53640926-AAD7-44D8-BBD7-CCE9431645EC}">
+                        <a14:shadowObscured xmlns:a14="http://schemas.microsoft.com/office/drawing/2010/main"/>
+                      </a:ext>
+                    </a:extLst>
                   </pic:spPr>
                 </pic:pic>
               </a:graphicData>
@@ -3774,6 +3816,129 @@
           <w:szCs w:val="24"/>
         </w:rPr>
         <w:t>права-спереди</w:t>
+      </w:r>
+    </w:p>
+    <w:p>
+      <w:pPr>
+        <w:jc w:val="center"/>
+        <w:rPr>
+          <w:rFonts w:ascii="Times New Roman" w:hAnsi="Times New Roman" w:cs="Times New Roman"/>
+          <w:i/>
+          <w:iCs/>
+          <w:sz w:val="24"/>
+          <w:szCs w:val="24"/>
+        </w:rPr>
+      </w:pPr>
+      <w:r>
+        <w:rPr>
+          <w:rFonts w:ascii="Times New Roman" w:hAnsi="Times New Roman" w:cs="Times New Roman"/>
+          <w:i/>
+          <w:iCs/>
+          <w:noProof/>
+          <w:sz w:val="24"/>
+          <w:szCs w:val="24"/>
+          <w:lang w:eastAsia="ru-RU"/>
+        </w:rPr>
+        <w:drawing>
+          <wp:inline distT="0" distB="0" distL="0" distR="0" wp14:anchorId="208F5268" wp14:editId="5BC7290D">
+            <wp:extent cx="5493224" cy="1672232"/>
+            <wp:effectExtent l="0" t="0" r="0" b="4445"/>
+            <wp:docPr id="3" name="Рисунок 3"/>
+            <wp:cNvGraphicFramePr>
+              <a:graphicFrameLocks xmlns:a="http://schemas.openxmlformats.org/drawingml/2006/main" noChangeAspect="1"/>
+            </wp:cNvGraphicFramePr>
+            <a:graphic xmlns:a="http://schemas.openxmlformats.org/drawingml/2006/main">
+              <a:graphicData uri="http://schemas.openxmlformats.org/drawingml/2006/picture">
+                <pic:pic xmlns:pic="http://schemas.openxmlformats.org/drawingml/2006/picture">
+                  <pic:nvPicPr>
+                    <pic:cNvPr id="3" name="vGDvtBb.png"/>
+                    <pic:cNvPicPr/>
+                  </pic:nvPicPr>
+                  <pic:blipFill rotWithShape="1">
+                    <a:blip r:embed="rId13">
+                      <a:extLst>
+                        <a:ext uri="{28A0092B-C50C-407E-A947-70E740481C1C}">
+                          <a14:useLocalDpi xmlns:a14="http://schemas.microsoft.com/office/drawing/2010/main" val="0"/>
+                        </a:ext>
+                      </a:extLst>
+                    </a:blip>
+                    <a:srcRect t="20073" b="34262"/>
+                    <a:stretch/>
+                  </pic:blipFill>
+                  <pic:spPr bwMode="auto">
+                    <a:xfrm>
+                      <a:off x="0" y="0"/>
+                      <a:ext cx="5517777" cy="1679706"/>
+                    </a:xfrm>
+                    <a:prstGeom prst="rect">
+                      <a:avLst/>
+                    </a:prstGeom>
+                    <a:ln>
+                      <a:noFill/>
+                    </a:ln>
+                    <a:extLst>
+                      <a:ext uri="{53640926-AAD7-44D8-BBD7-CCE9431645EC}">
+                        <a14:shadowObscured xmlns:a14="http://schemas.microsoft.com/office/drawing/2010/main"/>
+                      </a:ext>
+                    </a:extLst>
+                  </pic:spPr>
+                </pic:pic>
+              </a:graphicData>
+            </a:graphic>
+          </wp:inline>
+        </w:drawing>
+      </w:r>
+    </w:p>
+    <w:p>
+      <w:pPr>
+        <w:jc w:val="center"/>
+        <w:rPr>
+          <w:rFonts w:ascii="Times New Roman" w:hAnsi="Times New Roman" w:cs="Times New Roman"/>
+          <w:i/>
+          <w:iCs/>
+          <w:sz w:val="24"/>
+          <w:szCs w:val="24"/>
+        </w:rPr>
+      </w:pPr>
+      <w:r>
+        <w:rPr>
+          <w:rFonts w:ascii="Times New Roman" w:hAnsi="Times New Roman" w:cs="Times New Roman"/>
+          <w:i/>
+          <w:iCs/>
+          <w:sz w:val="24"/>
+          <w:szCs w:val="24"/>
+        </w:rPr>
+        <w:t xml:space="preserve">Рисунок 2 – </w:t>
+      </w:r>
+      <w:r>
+        <w:rPr>
+          <w:rFonts w:ascii="Times New Roman" w:hAnsi="Times New Roman" w:cs="Times New Roman"/>
+          <w:i/>
+          <w:iCs/>
+          <w:sz w:val="24"/>
+          <w:szCs w:val="24"/>
+        </w:rPr>
+        <w:t>HP-7.62</w:t>
+      </w:r>
+      <w:r>
+        <w:rPr>
+          <w:rFonts w:ascii="Times New Roman" w:hAnsi="Times New Roman" w:cs="Times New Roman"/>
+          <w:i/>
+          <w:iCs/>
+          <w:sz w:val="24"/>
+          <w:szCs w:val="24"/>
+        </w:rPr>
+        <w:t xml:space="preserve"> вид с</w:t>
+      </w:r>
+      <w:r>
+        <w:rPr>
+          <w:rFonts w:ascii="Times New Roman" w:hAnsi="Times New Roman" w:cs="Times New Roman"/>
+          <w:i/>
+          <w:iCs/>
+          <w:sz w:val="24"/>
+          <w:szCs w:val="24"/>
+        </w:rPr>
+        <w:t>права</w:t>
       </w:r>
     </w:p>
     <w:p>
@@ -4651,42 +4816,17 @@
     </w:tbl>
     <w:p>
       <w:pPr>
-        <w:rPr>
-          <w:rFonts w:ascii="Times New Roman" w:hAnsi="Times New Roman" w:cs="Times New Roman"/>
+        <w:jc w:val="center"/>
+        <w:rPr>
+          <w:rFonts w:ascii="Times New Roman" w:hAnsi="Times New Roman" w:cs="Times New Roman"/>
+          <w:b/>
+          <w:bCs/>
           <w:sz w:val="28"/>
           <w:szCs w:val="28"/>
         </w:rPr>
       </w:pPr>
-    </w:p>
-    <w:p>
-      <w:pPr>
-        <w:rPr>
-          <w:rFonts w:ascii="Times New Roman" w:hAnsi="Times New Roman" w:cs="Times New Roman"/>
-          <w:sz w:val="28"/>
-          <w:szCs w:val="28"/>
-        </w:rPr>
-      </w:pPr>
-    </w:p>
-    <w:p>
-      <w:pPr>
-        <w:rPr>
-          <w:rFonts w:ascii="Times New Roman" w:hAnsi="Times New Roman" w:cs="Times New Roman"/>
-          <w:sz w:val="28"/>
-          <w:szCs w:val="28"/>
-        </w:rPr>
-      </w:pPr>
-    </w:p>
-    <w:p>
-      <w:pPr>
-        <w:jc w:val="center"/>
-        <w:rPr>
-          <w:rFonts w:ascii="Times New Roman" w:hAnsi="Times New Roman" w:cs="Times New Roman"/>
-          <w:b/>
-          <w:bCs/>
-          <w:sz w:val="28"/>
-          <w:szCs w:val="28"/>
-        </w:rPr>
-      </w:pPr>
+      <w:bookmarkStart w:id="1" w:name="_GoBack"/>
+      <w:bookmarkEnd w:id="1"/>
       <w:r>
         <w:rPr>
           <w:rFonts w:ascii="Times New Roman" w:hAnsi="Times New Roman" w:cs="Times New Roman"/>
@@ -4782,7 +4922,7 @@
                     </pic:cNvPicPr>
                   </pic:nvPicPr>
                   <pic:blipFill>
-                    <a:blip r:embed="rId13">
+                    <a:blip r:embed="rId14">
                       <a:extLst>
                         <a:ext uri="{28A0092B-C50C-407E-A947-70E740481C1C}">
                           <a14:useLocalDpi xmlns:a14="http://schemas.microsoft.com/office/drawing/2010/main" val="0"/>
@@ -5863,7 +6003,7 @@
         </w:rPr>
         <w:t xml:space="preserve"> </w:t>
       </w:r>
-      <w:bookmarkStart w:id="1" w:name="_Hlk175663987"/>
+      <w:bookmarkStart w:id="2" w:name="_Hlk175663987"/>
       <w:proofErr w:type="spellStart"/>
       <w:r>
         <w:rPr>
@@ -5876,7 +6016,7 @@
         </w:rPr>
         <w:t>Mubariz</w:t>
       </w:r>
-      <w:bookmarkEnd w:id="1"/>
+      <w:bookmarkEnd w:id="2"/>
       <w:proofErr w:type="spellEnd"/>
     </w:p>
     <w:p>
@@ -5918,7 +6058,7 @@
                     </pic:cNvPicPr>
                   </pic:nvPicPr>
                   <pic:blipFill>
-                    <a:blip r:embed="rId14">
+                    <a:blip r:embed="rId15">
                       <a:extLst>
                         <a:ext uri="{28A0092B-C50C-407E-A947-70E740481C1C}">
                           <a14:useLocalDpi xmlns:a14="http://schemas.microsoft.com/office/drawing/2010/main" val="0"/>
@@ -6958,7 +7098,7 @@
                     </pic:cNvPicPr>
                   </pic:nvPicPr>
                   <pic:blipFill rotWithShape="1">
-                    <a:blip r:embed="rId15">
+                    <a:blip r:embed="rId16">
                       <a:extLst>
                         <a:ext uri="{28A0092B-C50C-407E-A947-70E740481C1C}">
                           <a14:useLocalDpi xmlns:a14="http://schemas.microsoft.com/office/drawing/2010/main" val="0"/>
@@ -7004,8 +7144,6 @@
           <w:szCs w:val="28"/>
         </w:rPr>
       </w:pPr>
-      <w:bookmarkStart w:id="2" w:name="_GoBack"/>
-      <w:bookmarkEnd w:id="2"/>
     </w:p>
     <w:p>
       <w:pPr>
@@ -7152,7 +7290,7 @@
                     </pic:cNvPicPr>
                   </pic:nvPicPr>
                   <pic:blipFill rotWithShape="1">
-                    <a:blip r:embed="rId14">
+                    <a:blip r:embed="rId15">
                       <a:extLst>
                         <a:ext uri="{28A0092B-C50C-407E-A947-70E740481C1C}">
                           <a14:useLocalDpi xmlns:a14="http://schemas.microsoft.com/office/drawing/2010/main" val="0"/>
@@ -8124,7 +8262,7 @@
       </w:pPr>
     </w:p>
     <w:sectPr>
-      <w:headerReference w:type="default" r:id="rId16"/>
+      <w:headerReference w:type="default" r:id="rId17"/>
       <w:pgSz w:w="11906" w:h="16838"/>
       <w:pgMar w:top="1134" w:right="1134" w:bottom="1134" w:left="1134" w:header="709" w:footer="709" w:gutter="0"/>
       <w:cols w:space="708"/>
@@ -8455,7 +8593,7 @@
             </wp:anchor>
           </w:drawing>
         </mc:Choice>
-        <mc:Fallback xmlns:w16sdtdh="http://schemas.microsoft.com/office/word/2020/wordml/sdtdatahash" xmlns:w16du="http://schemas.microsoft.com/office/word/2023/wordml/word16du" xmlns:w16="http://schemas.microsoft.com/office/word/2018/wordml" xmlns:w16cid="http://schemas.microsoft.com/office/word/2016/wordml/cid" xmlns:w16cex="http://schemas.microsoft.com/office/word/2018/wordml/cex" xmlns:oel="http://schemas.microsoft.com/office/2019/extlst" xmlns:am3d="http://schemas.microsoft.com/office/drawing/2017/model3d" xmlns:aink="http://schemas.microsoft.com/office/drawing/2016/ink" xmlns:cx8="http://schemas.microsoft.com/office/drawing/2016/5/14/chartex" xmlns:cx7="http://schemas.microsoft.com/office/drawing/2016/5/13/chartex" xmlns:cx6="http://schemas.microsoft.com/office/drawing/2016/5/12/chartex" xmlns:cx5="http://schemas.microsoft.com/office/drawing/2016/5/11/chartex" xmlns:cx4="http://schemas.microsoft.com/office/drawing/2016/5/10/chartex" xmlns:cx3="http://schemas.microsoft.com/office/drawing/2016/5/9/chartex" xmlns:cx2="http://schemas.microsoft.com/office/drawing/2015/10/21/chartex" xmlns:cx1="http://schemas.microsoft.com/office/drawing/2015/9/8/chartex">
+        <mc:Fallback xmlns:cx1="http://schemas.microsoft.com/office/drawing/2015/9/8/chartex" xmlns:cx2="http://schemas.microsoft.com/office/drawing/2015/10/21/chartex" xmlns:cx3="http://schemas.microsoft.com/office/drawing/2016/5/9/chartex" xmlns:cx4="http://schemas.microsoft.com/office/drawing/2016/5/10/chartex" xmlns:cx5="http://schemas.microsoft.com/office/drawing/2016/5/11/chartex" xmlns:cx6="http://schemas.microsoft.com/office/drawing/2016/5/12/chartex" xmlns:cx7="http://schemas.microsoft.com/office/drawing/2016/5/13/chartex" xmlns:cx8="http://schemas.microsoft.com/office/drawing/2016/5/14/chartex" xmlns:aink="http://schemas.microsoft.com/office/drawing/2016/ink" xmlns:am3d="http://schemas.microsoft.com/office/drawing/2017/model3d" xmlns:oel="http://schemas.microsoft.com/office/2019/extlst" xmlns:w16cex="http://schemas.microsoft.com/office/word/2018/wordml/cex" xmlns:w16cid="http://schemas.microsoft.com/office/word/2016/wordml/cid" xmlns:w16="http://schemas.microsoft.com/office/word/2018/wordml" xmlns:w16du="http://schemas.microsoft.com/office/word/2023/wordml/word16du" xmlns:w16sdtdh="http://schemas.microsoft.com/office/word/2020/wordml/sdtdatahash">
           <w:pict>
             <v:rect w14:anchorId="16F06F87" id="Прямоугольник 1" o:spid="_x0000_s1026" style="position:absolute;margin-left:-13.5pt;margin-top:10.2pt;width:506.4pt;height:728.8pt;z-index:251660288;visibility:visible;mso-wrap-style:square;mso-width-percent:0;mso-height-percent:0;mso-wrap-distance-left:9pt;mso-wrap-distance-top:0;mso-wrap-distance-right:9pt;mso-wrap-distance-bottom:0;mso-position-horizontal:absolute;mso-position-horizontal-relative:margin;mso-position-vertical:absolute;mso-position-vertical-relative:text;mso-width-percent:0;mso-height-percent:0;mso-width-relative:margin;mso-height-relative:margin;v-text-anchor:middle" o:gfxdata="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" filled="f" strokecolor="black [3213]" strokeweight="1pt">
               <v:path arrowok="t"/>
@@ -9719,7 +9857,7 @@
 </file>
 
 <file path=customXml/itemProps1.xml><?xml version="1.0" encoding="utf-8"?>
-<ds:datastoreItem xmlns:ds="http://schemas.openxmlformats.org/officeDocument/2006/customXml" ds:itemID="{9D9AFDCA-14C1-4C53-AB8C-83E6CDB6AA20}">
+<ds:datastoreItem xmlns:ds="http://schemas.openxmlformats.org/officeDocument/2006/customXml" ds:itemID="{44F5AA96-FDF7-4274-8F07-2B8F5FD5B24D}">
   <ds:schemaRefs>
     <ds:schemaRef ds:uri="http://schemas.openxmlformats.org/officeDocument/2006/bibliography"/>
   </ds:schemaRefs>
